--- a/tesis_oficial_borradores/para_el_grupo/Seguimiento_de_tareas.docx
+++ b/tesis_oficial_borradores/para_el_grupo/Seguimiento_de_tareas.docx
@@ -16,7 +16,7 @@
         <w:pStyle w:val="FirstParagraph"/>
       </w:pPr>
       <w:r>
-        <w:t xml:space="preserve">Documento de trabajo del grupo. Última actualización: 12 de octubre de 2026.</w:t>
+        <w:t xml:space="preserve">Documento de trabajo del grupo. Última actualización: 17 de octubre de 2026.</w:t>
       </w:r>
     </w:p>
     <w:bookmarkStart w:id="9" w:name="para-qué-sirve-este-documento"/>
@@ -55,13 +55,13 @@
       </w:r>
     </w:p>
     <w:bookmarkEnd w:id="9"/>
-    <w:bookmarkStart w:id="11" w:name="estado-al-12-de-octubre-de-2026"/>
+    <w:bookmarkStart w:id="11" w:name="estado-al-17-de-octubre-de-2026"/>
     <w:p>
       <w:pPr>
         <w:pStyle w:val="Heading2"/>
       </w:pPr>
       <w:r>
-        <w:t xml:space="preserve">2. Estado al 12 de octubre de 2026</w:t>
+        <w:t xml:space="preserve">2. Estado al 17 de octubre de 2026</w:t>
       </w:r>
     </w:p>
     <w:p>
@@ -83,7 +83,23 @@
         <w:t xml:space="preserve"> </w:t>
       </w:r>
       <w:r>
-        <w:t xml:space="preserve">según las decisiones D1 a D12, después de la revisión adversarial del 11/10/2026.</w:t>
+        <w:t xml:space="preserve">según las decisiones D1 a D12, después de la revisión adversarial del 11/10/2026, y</w:t>
+      </w:r>
+      <w:r>
+        <w:t xml:space="preserve"> </w:t>
+      </w:r>
+      <w:r>
+        <w:rPr>
+          <w:b/>
+          <w:bCs/>
+        </w:rPr>
+        <w:t xml:space="preserve">reestimado</w:t>
+      </w:r>
+      <w:r>
+        <w:t xml:space="preserve"> </w:t>
+      </w:r>
+      <w:r>
+        <w:t xml:space="preserve">el 17/10/2026 con la ventana única 1996-2025 (D2), con los empalmes del EMBI de 1996T1-1998T3 y del TCRM de 1996 validados en el Apéndice A.2.</w:t>
       </w:r>
     </w:p>
     <w:p>
@@ -99,10 +115,59 @@
           <w:b/>
           <w:bCs/>
         </w:rPr>
-        <w:t xml:space="preserve">Texto reescrito</w:t>
-      </w:r>
-      <w:r>
-        <w:t xml:space="preserve">: los capítulos, el Apéndice y los documentos del grupo (plan de labor, propuesta metodológica, guía de defensa y revisión crítica) usan los números nuevos.</w:t>
+        <w:t xml:space="preserve">Revisión de un compañero</w:t>
+      </w:r>
+      <w:r>
+        <w:t xml:space="preserve"> </w:t>
+      </w:r>
+      <w:r>
+        <w:t xml:space="preserve">(inconsistencias de período, nombre del EMBI, nombre de la identificación, números viejos y</w:t>
+      </w:r>
+      <w:r>
+        <w:t xml:space="preserve"> </w:t>
+      </w:r>
+      <w:r>
+        <w:rPr>
+          <w:i/>
+          <w:iCs/>
+        </w:rPr>
+        <w:t xml:space="preserve">commits</w:t>
+      </w:r>
+      <w:r>
+        <w:t xml:space="preserve"> </w:t>
+      </w:r>
+      <w:r>
+        <w:t xml:space="preserve">que no se veían en la rama por defecto): resuelta con las reglas D2 y D2b, el control automático</w:t>
+      </w:r>
+      <w:r>
+        <w:t xml:space="preserve"> </w:t>
+      </w:r>
+      <w:r>
+        <w:rPr>
+          <w:rStyle w:val="VerbatimChar"/>
+        </w:rPr>
+        <w:t xml:space="preserve">tesis_oficial_borradores/verificar_consistencia.py</w:t>
+      </w:r>
+      <w:r>
+        <w:t xml:space="preserve"> </w:t>
+      </w:r>
+      <w:r>
+        <w:t xml:space="preserve">y la fusión de la rama de trabajo con</w:t>
+      </w:r>
+      <w:r>
+        <w:t xml:space="preserve"> </w:t>
+      </w:r>
+      <w:r>
+        <w:rPr>
+          <w:rStyle w:val="VerbatimChar"/>
+        </w:rPr>
+        <w:t xml:space="preserve">main</w:t>
+      </w:r>
+      <w:r>
+        <w:t xml:space="preserve"> </w:t>
+      </w:r>
+      <w:r>
+        <w:t xml:space="preserve">(Revisión crítica, sección 5).</w:t>
       </w:r>
     </w:p>
     <w:p>
@@ -118,10 +183,51 @@
           <w:b/>
           <w:bCs/>
         </w:rPr>
+        <w:t xml:space="preserve">Error propio en el resultado primario</w:t>
+      </w:r>
+      <w:r>
+        <w:t xml:space="preserve"> </w:t>
+      </w:r>
+      <w:r>
+        <w:t xml:space="preserve">(detectado en la lectura final): la justificación de la serie con rentas como definición del FMI era falsa, porque el FMI excluye las utilidades del BCRA. Se pasó a una definición única sin rentas de la propiedad (D4) y el modelo se volvió a correr; los resultados casi no cambian (Revisión crítica, sección 6).</w:t>
+      </w:r>
+    </w:p>
+    <w:p>
+      <w:pPr>
+        <w:pStyle w:val="Compact"/>
+        <w:numPr>
+          <w:ilvl w:val="0"/>
+          <w:numId w:val="1001"/>
+        </w:numPr>
+      </w:pPr>
+      <w:r>
+        <w:rPr>
+          <w:b/>
+          <w:bCs/>
+        </w:rPr>
+        <w:t xml:space="preserve">Texto</w:t>
+      </w:r>
+      <w:r>
+        <w:t xml:space="preserve">: los capítulos y el Apéndice se actualizan con los números nuevos; los documentos del grupo (plan de labor, propuesta metodológica, guía de defensa, revisión crítica y este seguimiento) ya están actualizados.</w:t>
+      </w:r>
+    </w:p>
+    <w:p>
+      <w:pPr>
+        <w:pStyle w:val="Compact"/>
+        <w:numPr>
+          <w:ilvl w:val="0"/>
+          <w:numId w:val="1001"/>
+        </w:numPr>
+      </w:pPr>
+      <w:r>
+        <w:rPr>
+          <w:b/>
+          <w:bCs/>
+        </w:rPr>
         <w:t xml:space="preserve">Pendiente</w:t>
       </w:r>
       <w:r>
-        <w:t xml:space="preserve">: la validación del grupo, los informes del FGS y el control final de la extensión (sección 5).</w:t>
+        <w:t xml:space="preserve">: la validación del grupo de D1 y D13, los informes del FGS y el control final de la extensión (sección 5).</w:t>
       </w:r>
     </w:p>
     <w:bookmarkStart w:id="10" w:name="scripts-que-generan-los-resultados"/>
@@ -363,6 +469,39 @@
                 <w:rFonts w:ascii="Calibri" w:hAnsi="Calibri"/>
                 <w:sz w:val="20"/>
               </w:rPr>
+              <w:t xml:space="preserve">Empalmes del EMBI (1996T1-1998T3) y del TCRM (1996)</w:t>
+            </w:r>
+          </w:p>
+        </w:tc>
+        <w:tc>
+          <w:tcPr/>
+          <w:p>
+            <w:pPr>
+              <w:pStyle w:val="Compact"/>
+            </w:pPr>
+            <w:r>
+              <w:rPr>
+                <w:rStyle w:val="VerbatimChar"/>
+                <w:rFonts w:ascii="Calibri" w:hAnsi="Calibri"/>
+                <w:sz w:val="20"/>
+              </w:rPr>
+              <w:t xml:space="preserve">codigo/ingesta_datos/empalme_embi_tcrm_1996_1998.py</w:t>
+            </w:r>
+          </w:p>
+        </w:tc>
+      </w:tr>
+      <w:tr>
+        <w:tc>
+          <w:tcPr/>
+          <w:p>
+            <w:pPr>
+              <w:pStyle w:val="Compact"/>
+            </w:pPr>
+            <w:r>
+              <w:rPr>
+                <w:rFonts w:ascii="Calibri" w:hAnsi="Calibri"/>
+                <w:sz w:val="20"/>
+              </w:rPr>
               <w:t xml:space="preserve">Hoja de números y tablas del Apéndice</w:t>
             </w:r>
           </w:p>
@@ -402,6 +541,39 @@
                 <w:sz w:val="20"/>
               </w:rPr>
               <w:t xml:space="preserve">codigo/modelos/apendice_tablas.py</w:t>
+            </w:r>
+          </w:p>
+        </w:tc>
+      </w:tr>
+      <w:tr>
+        <w:tc>
+          <w:tcPr/>
+          <w:p>
+            <w:pPr>
+              <w:pStyle w:val="Compact"/>
+            </w:pPr>
+            <w:r>
+              <w:rPr>
+                <w:rFonts w:ascii="Calibri" w:hAnsi="Calibri"/>
+                <w:sz w:val="20"/>
+              </w:rPr>
+              <w:t xml:space="preserve">Control de consistencia del texto (período, EMBI, identificación, números)</w:t>
+            </w:r>
+          </w:p>
+        </w:tc>
+        <w:tc>
+          <w:tcPr/>
+          <w:p>
+            <w:pPr>
+              <w:pStyle w:val="Compact"/>
+            </w:pPr>
+            <w:r>
+              <w:rPr>
+                <w:rStyle w:val="VerbatimChar"/>
+                <w:rFonts w:ascii="Calibri" w:hAnsi="Calibri"/>
+                <w:sz w:val="20"/>
+              </w:rPr>
+              <w:t xml:space="preserve">tesis_oficial_borradores/verificar_consistencia.py</w:t>
             </w:r>
           </w:p>
         </w:tc>
@@ -570,7 +742,7 @@
                 <w:rFonts w:ascii="Calibri" w:hAnsi="Calibri"/>
                 <w:sz w:val="20"/>
               </w:rPr>
-              <w:t xml:space="preserve">Especificación principal: deuda bruta del gobierno federal, con el</w:t>
+              <w:t xml:space="preserve">Especificación principal: deuda federal bruta, con el</w:t>
             </w:r>
             <w:r>
               <w:rPr>
@@ -647,22 +819,22 @@
                 <w:rFonts w:ascii="Calibri" w:hAnsi="Calibri"/>
                 <w:sz w:val="20"/>
               </w:rPr>
-              <w:t xml:space="preserve">Datos desde 1999T1; muestra efectiva común 2000T3-2025T4 (102 trimestres).</w:t>
-            </w:r>
-          </w:p>
-        </w:tc>
-        <w:tc>
-          <w:tcPr/>
-          <w:p>
-            <w:pPr>
-              <w:pStyle w:val="Compact"/>
-            </w:pPr>
-            <w:r>
-              <w:rPr>
-                <w:rFonts w:ascii="Calibri" w:hAnsi="Calibri"/>
-                <w:sz w:val="20"/>
-              </w:rPr>
-              <w:t xml:space="preserve">Desde 1999 todas las series tienen fuente publicada y verificable (EMBI+ de la serie diaria de Ámbito Financiero). Todos los órdenes de rezago se comparan sobre la misma muestra (Lütkepohl, 2005, sec. 4.3).</w:t>
+              <w:t xml:space="preserve">Ventana única 1996-2025 y proyección 2026-2035; ecuaciones estimadas con 1998T2-2025T4 (111 trimestres). EMBI de 1996T1-1998T3 empalmado con la tasa interfinanciera en dólares del BCRA menos la tasa de fondos federales; TCRM de 1996 encadenado con el BIS.</w:t>
+            </w:r>
+          </w:p>
+        </w:tc>
+        <w:tc>
+          <w:tcPr/>
+          <w:p>
+            <w:pPr>
+              <w:pStyle w:val="Compact"/>
+            </w:pPr>
+            <w:r>
+              <w:rPr>
+                <w:rFonts w:ascii="Calibri" w:hAnsi="Calibri"/>
+                <w:sz w:val="20"/>
+              </w:rPr>
+              <w:t xml:space="preserve">Decisión del grupo. Los primeros trimestres son condiciones iniciales de los rezagos (Lütkepohl, 2005, sec. 4.3). El empalme del EMBI se valida en la superposición 1998T4-2001T3 (R² = 0,89) y con datos desde 1999 el resultado casi no cambia (32,4% contra 31,8% en 2031).</w:t>
             </w:r>
           </w:p>
         </w:tc>
@@ -679,37 +851,59 @@
                 <w:rFonts w:ascii="Calibri" w:hAnsi="Calibri"/>
                 <w:sz w:val="20"/>
               </w:rPr>
-              <w:t xml:space="preserve">D3</w:t>
-            </w:r>
-          </w:p>
-        </w:tc>
-        <w:tc>
-          <w:tcPr/>
-          <w:p>
-            <w:pPr>
-              <w:pStyle w:val="Compact"/>
-            </w:pPr>
-            <w:r>
-              <w:rPr>
-                <w:rFonts w:ascii="Calibri" w:hAnsi="Calibri"/>
-                <w:sz w:val="20"/>
-              </w:rPr>
-              <w:t xml:space="preserve">Rezagos: Schwarz entre los órdenes estables y, si sus residuos están autocorrelacionados, el menor orden mayor que no lo esté. Resultado: 2 rezagos.</w:t>
-            </w:r>
-          </w:p>
-        </w:tc>
-        <w:tc>
-          <w:tcPr/>
-          <w:p>
-            <w:pPr>
-              <w:pStyle w:val="Compact"/>
-            </w:pPr>
-            <w:r>
-              <w:rPr>
-                <w:rFonts w:ascii="Calibri" w:hAnsi="Calibri"/>
-                <w:sz w:val="20"/>
-              </w:rPr>
-              <w:t xml:space="preserve">Ivanov y Kilian (2005) recomiendan Schwarz para datos trimestrales con menos de 120 observaciones; adecuación de residuos según Lütkepohl (2005, sec. 4.4).</w:t>
+              <w:t xml:space="preserve">D2b</w:t>
+            </w:r>
+          </w:p>
+        </w:tc>
+        <w:tc>
+          <w:tcPr/>
+          <w:p>
+            <w:pPr>
+              <w:pStyle w:val="Compact"/>
+            </w:pPr>
+            <w:r>
+              <w:rPr>
+                <w:rFonts w:ascii="Calibri" w:hAnsi="Calibri"/>
+                <w:sz w:val="20"/>
+              </w:rPr>
+              <w:t xml:space="preserve">Reglas de consistencia: un solo período, un solo nombre para el EMBI, el TCRM, la deuda, la FED y la identificación.</w:t>
+            </w:r>
+          </w:p>
+        </w:tc>
+        <w:tc>
+          <w:tcPr/>
+          <w:p>
+            <w:pPr>
+              <w:pStyle w:val="Compact"/>
+            </w:pPr>
+            <w:r>
+              <w:rPr>
+                <w:rFonts w:ascii="Calibri" w:hAnsi="Calibri"/>
+                <w:sz w:val="20"/>
+              </w:rPr>
+              <w:t xml:space="preserve">Revisión de un compañero; lo verifica</w:t>
+            </w:r>
+            <w:r>
+              <w:rPr>
+                <w:rFonts w:ascii="Calibri" w:hAnsi="Calibri"/>
+                <w:sz w:val="20"/>
+              </w:rPr>
+              <w:t xml:space="preserve"> </w:t>
+            </w:r>
+            <w:r>
+              <w:rPr>
+                <w:rStyle w:val="VerbatimChar"/>
+                <w:rFonts w:ascii="Calibri" w:hAnsi="Calibri"/>
+                <w:sz w:val="20"/>
+              </w:rPr>
+              <w:t xml:space="preserve">verificar_consistencia.py</w:t>
+            </w:r>
+            <w:r>
+              <w:rPr>
+                <w:rFonts w:ascii="Calibri" w:hAnsi="Calibri"/>
+                <w:sz w:val="20"/>
+              </w:rPr>
+              <w:t xml:space="preserve">.</w:t>
             </w:r>
           </w:p>
         </w:tc>
@@ -726,37 +920,37 @@
                 <w:rFonts w:ascii="Calibri" w:hAnsi="Calibri"/>
                 <w:sz w:val="20"/>
               </w:rPr>
-              <w:t xml:space="preserve">D4</w:t>
-            </w:r>
-          </w:p>
-        </w:tc>
-        <w:tc>
-          <w:tcPr/>
-          <w:p>
-            <w:pPr>
-              <w:pStyle w:val="Compact"/>
-            </w:pPr>
-            <w:r>
-              <w:rPr>
-                <w:rFonts w:ascii="Calibri" w:hAnsi="Calibri"/>
-                <w:sz w:val="20"/>
-              </w:rPr>
-              <w:t xml:space="preserve">Resultado primario con rentas de la propiedad para la deuda federal y sin rentas para la consolidada.</w:t>
-            </w:r>
-          </w:p>
-        </w:tc>
-        <w:tc>
-          <w:tcPr/>
-          <w:p>
-            <w:pPr>
-              <w:pStyle w:val="Compact"/>
-            </w:pPr>
-            <w:r>
-              <w:rPr>
-                <w:rFonts w:ascii="Calibri" w:hAnsi="Calibri"/>
-                <w:sz w:val="20"/>
-              </w:rPr>
-              <w:t xml:space="preserve">Coherencia con cada perímetro; con rentas es la definición del FMI para el gobierno federal.</w:t>
+              <w:t xml:space="preserve">D3</w:t>
+            </w:r>
+          </w:p>
+        </w:tc>
+        <w:tc>
+          <w:tcPr/>
+          <w:p>
+            <w:pPr>
+              <w:pStyle w:val="Compact"/>
+            </w:pPr>
+            <w:r>
+              <w:rPr>
+                <w:rFonts w:ascii="Calibri" w:hAnsi="Calibri"/>
+                <w:sz w:val="20"/>
+              </w:rPr>
+              <w:t xml:space="preserve">Rezagos: Schwarz entre los órdenes estables y, si sus residuos están autocorrelacionados, el menor orden mayor que no lo esté. Resultado: 2 rezagos.</w:t>
+            </w:r>
+          </w:p>
+        </w:tc>
+        <w:tc>
+          <w:tcPr/>
+          <w:p>
+            <w:pPr>
+              <w:pStyle w:val="Compact"/>
+            </w:pPr>
+            <w:r>
+              <w:rPr>
+                <w:rFonts w:ascii="Calibri" w:hAnsi="Calibri"/>
+                <w:sz w:val="20"/>
+              </w:rPr>
+              <w:t xml:space="preserve">Ivanov y Kilian (2005) recomiendan Schwarz para datos trimestrales con menos de 120 observaciones; adecuación de residuos según Lütkepohl (2005, sec. 4.4).</w:t>
             </w:r>
           </w:p>
         </w:tc>
@@ -773,37 +967,37 @@
                 <w:rFonts w:ascii="Calibri" w:hAnsi="Calibri"/>
                 <w:sz w:val="20"/>
               </w:rPr>
-              <w:t xml:space="preserve">D5</w:t>
-            </w:r>
-          </w:p>
-        </w:tc>
-        <w:tc>
-          <w:tcPr/>
-          <w:p>
-            <w:pPr>
-              <w:pStyle w:val="Compact"/>
-            </w:pPr>
-            <w:r>
-              <w:rPr>
-                <w:rFonts w:ascii="Calibri" w:hAnsi="Calibri"/>
-                <w:sz w:val="20"/>
-              </w:rPr>
-              <w:t xml:space="preserve">Tasa de la FED con la tasa sombra de Wu y Xia (2016) en el límite cero; en 2022T1 la variación se calcula con la tasa efectiva.</w:t>
-            </w:r>
-          </w:p>
-        </w:tc>
-        <w:tc>
-          <w:tcPr/>
-          <w:p>
-            <w:pPr>
-              <w:pStyle w:val="Compact"/>
-            </w:pPr>
-            <w:r>
-              <w:rPr>
-                <w:rFonts w:ascii="Calibri" w:hAnsi="Calibri"/>
-                <w:sz w:val="20"/>
-              </w:rPr>
-              <w:t xml:space="preserve">No confundir el cambio de serie con un cambio de política.</w:t>
+              <w:t xml:space="preserve">D4</w:t>
+            </w:r>
+          </w:p>
+        </w:tc>
+        <w:tc>
+          <w:tcPr/>
+          <w:p>
+            <w:pPr>
+              <w:pStyle w:val="Compact"/>
+            </w:pPr>
+            <w:r>
+              <w:rPr>
+                <w:rFonts w:ascii="Calibri" w:hAnsi="Calibri"/>
+                <w:sz w:val="20"/>
+              </w:rPr>
+              <w:t xml:space="preserve">Una sola definición del resultado primario: Sector Público Nacional sin rentas de la propiedad. Con rentas, como robustez.</w:t>
+            </w:r>
+          </w:p>
+        </w:tc>
+        <w:tc>
+          <w:tcPr/>
+          <w:p>
+            <w:pPr>
+              <w:pStyle w:val="Compact"/>
+            </w:pPr>
+            <w:r>
+              <w:rPr>
+                <w:rFonts w:ascii="Calibri" w:hAnsi="Calibri"/>
+                <w:sz w:val="20"/>
+              </w:rPr>
+              <w:t xml:space="preserve">El FMI excluye de su resultado primario las transferencias de utilidades del BCRA (FMI, 2026, cuadro 1, nota 4) y el MECON no las separa del resto de las rentas de la propiedad. En el perímetro consolidado esas utilidades también son un flujo interno.</w:t>
             </w:r>
           </w:p>
         </w:tc>
@@ -820,37 +1014,37 @@
                 <w:rFonts w:ascii="Calibri" w:hAnsi="Calibri"/>
                 <w:sz w:val="20"/>
               </w:rPr>
-              <w:t xml:space="preserve">D6</w:t>
-            </w:r>
-          </w:p>
-        </w:tc>
-        <w:tc>
-          <w:tcPr/>
-          <w:p>
-            <w:pPr>
-              <w:pStyle w:val="Compact"/>
-            </w:pPr>
-            <w:r>
-              <w:rPr>
-                <w:rFonts w:ascii="Calibri" w:hAnsi="Calibri"/>
-                <w:sz w:val="20"/>
-              </w:rPr>
-              <w:t xml:space="preserve">VIX y nivel de la tasa de la FED simulados con procesos AR(1).</w:t>
-            </w:r>
-          </w:p>
-        </w:tc>
-        <w:tc>
-          <w:tcPr/>
-          <w:p>
-            <w:pPr>
-              <w:pStyle w:val="Compact"/>
-            </w:pPr>
-            <w:r>
-              <w:rPr>
-                <w:rFonts w:ascii="Calibri" w:hAnsi="Calibri"/>
-                <w:sz w:val="20"/>
-              </w:rPr>
-              <w:t xml:space="preserve">La incertidumbre externa forma parte del abanico.</w:t>
+              <w:t xml:space="preserve">D5</w:t>
+            </w:r>
+          </w:p>
+        </w:tc>
+        <w:tc>
+          <w:tcPr/>
+          <w:p>
+            <w:pPr>
+              <w:pStyle w:val="Compact"/>
+            </w:pPr>
+            <w:r>
+              <w:rPr>
+                <w:rFonts w:ascii="Calibri" w:hAnsi="Calibri"/>
+                <w:sz w:val="20"/>
+              </w:rPr>
+              <w:t xml:space="preserve">Tasa de la FED con la tasa sombra de Wu y Xia (2016) en el límite cero; en 2022T1 la variación se calcula con la tasa efectiva.</w:t>
+            </w:r>
+          </w:p>
+        </w:tc>
+        <w:tc>
+          <w:tcPr/>
+          <w:p>
+            <w:pPr>
+              <w:pStyle w:val="Compact"/>
+            </w:pPr>
+            <w:r>
+              <w:rPr>
+                <w:rFonts w:ascii="Calibri" w:hAnsi="Calibri"/>
+                <w:sz w:val="20"/>
+              </w:rPr>
+              <w:t xml:space="preserve">No confundir el cambio de serie con un cambio de política.</w:t>
             </w:r>
           </w:p>
         </w:tc>
@@ -867,6 +1061,53 @@
                 <w:rFonts w:ascii="Calibri" w:hAnsi="Calibri"/>
                 <w:sz w:val="20"/>
               </w:rPr>
+              <w:t xml:space="preserve">D6</w:t>
+            </w:r>
+          </w:p>
+        </w:tc>
+        <w:tc>
+          <w:tcPr/>
+          <w:p>
+            <w:pPr>
+              <w:pStyle w:val="Compact"/>
+            </w:pPr>
+            <w:r>
+              <w:rPr>
+                <w:rFonts w:ascii="Calibri" w:hAnsi="Calibri"/>
+                <w:sz w:val="20"/>
+              </w:rPr>
+              <w:t xml:space="preserve">VIX y nivel de la tasa de la FED simulados con procesos AR(1).</w:t>
+            </w:r>
+          </w:p>
+        </w:tc>
+        <w:tc>
+          <w:tcPr/>
+          <w:p>
+            <w:pPr>
+              <w:pStyle w:val="Compact"/>
+            </w:pPr>
+            <w:r>
+              <w:rPr>
+                <w:rFonts w:ascii="Calibri" w:hAnsi="Calibri"/>
+                <w:sz w:val="20"/>
+              </w:rPr>
+              <w:t xml:space="preserve">La incertidumbre externa forma parte del abanico.</w:t>
+            </w:r>
+          </w:p>
+        </w:tc>
+      </w:tr>
+      <w:tr>
+        <w:tc>
+          <w:tcPr/>
+          <w:p>
+            <w:pPr>
+              <w:pStyle w:val="Compact"/>
+            </w:pPr>
+            <w:r>
+              <w:rPr>
+                <w:rFonts w:ascii="Calibri" w:hAnsi="Calibri"/>
+                <w:sz w:val="20"/>
+              </w:rPr>
               <w:t xml:space="preserve">D7</w:t>
             </w:r>
           </w:p>
@@ -1338,7 +1579,7 @@
                 <w:rFonts w:ascii="Calibri" w:hAnsi="Calibri"/>
                 <w:sz w:val="20"/>
               </w:rPr>
-              <w:t xml:space="preserve">Tabla completa de robustez al Apéndice (A.8); ejes 2, 3 y 8 de Antecedentes reducidos.</w:t>
+              <w:t xml:space="preserve">Tabla completa de robustez al Apéndice (A.9); ejes 2, 3 y 8 de Antecedentes reducidos.</w:t>
             </w:r>
           </w:p>
         </w:tc>
@@ -1380,7 +1621,7 @@
         <w:t xml:space="preserve"> </w:t>
       </w:r>
       <w:r>
-        <w:t xml:space="preserve">con justificación escrita; la identificación de Blanchard y Perotti como principal y Cholesky como robustez.</w:t>
+        <w:t xml:space="preserve">con justificación escrita; la identificación principal con restricciones de impacto en la línea de Blanchard y Perotti (2002) para el bloque fiscal y de actividad, con un bloque cambiario y de riesgo (EMBI y TCRM) identificado en conjunto, y dos ordenamientos de Cholesky (resultado primario primero y resultado primario último) como robustez.</w:t>
       </w:r>
     </w:p>
     <w:bookmarkEnd w:id="12"/>
@@ -1483,7 +1724,7 @@
         </w:numPr>
       </w:pPr>
       <w:r>
-        <w:t xml:space="preserve">Series desde 1999T1 con fuentes publicadas (MECON, BCRA, INDEC, FRED, Ámbito Financiero para el EMBI+). Deuda federal bruta y deuda consolidada con el BCRA. Resultado primario por perímetro (D4).</w:t>
+        <w:t xml:space="preserve">Series de 1996-2025 con fuentes publicadas (MECON, BCRA, INDEC, FRED, BIS y Ámbito Financiero para el EMBI), con los empalmes del EMBI de 1996T1-1998T3 y del TCRM de 1996. Se eliminaron los valores del EMBI de 1993-1998 escritos a mano de la base anterior. Deuda federal bruta y deuda consolidada con el BCRA. Resultado primario sin rentas de la propiedad para los dos perímetros (D4).</w:t>
       </w:r>
     </w:p>
     <w:bookmarkEnd w:id="14"/>
@@ -1505,7 +1746,7 @@
         </w:numPr>
       </w:pPr>
       <w:r>
-        <w:t xml:space="preserve">SVARX con 2 rezagos sobre 2000T3-2025T4, autovalor máximo 0,849. Reacción fiscal de impacto 0,0495 [0,0099; 0,0799] y de largo plazo 0,167 [0,057; 0,296]. Residuos sin autocorrelación (Portmanteau p = 0,296).</w:t>
+        <w:t xml:space="preserve">SVARX con 2 rezagos, ecuaciones estimadas con 1998T2-2025T4, autovalor máximo 0,896. Reacción fiscal de impacto 0,0576 [0,0220; 0,0822] y de largo plazo 0,199 [0,112; 0,328]. Residuos sin autocorrelación (Portmanteau p = 0,056).</w:t>
       </w:r>
     </w:p>
     <w:bookmarkEnd w:id="15"/>
@@ -1527,7 +1768,7 @@
         </w:numPr>
       </w:pPr>
       <w:r>
-        <w:t xml:space="preserve">H1a respaldada con su criterio original: 82,6 puntos [65,8; 92,4], en las 19 especificaciones.</w:t>
+        <w:t xml:space="preserve">H1a respaldada con su criterio original: 78,3 puntos [57,3; 87,9], en las 20 especificaciones. Complemento descriptivo: con el resultado primario en su máximo de 1996-2025 (3,29% del PIB) todos los años, la probabilidad en 2031 es 26,1%; llevarla al 1% exige sumar 8,00 puntos al resultado primario del escenario.</w:t>
       </w:r>
     </w:p>
     <w:p>
@@ -1539,7 +1780,7 @@
         </w:numPr>
       </w:pPr>
       <w:r>
-        <w:t xml:space="preserve">H1b respaldada: 32,8% [26,8; 37,9] en 2031 y 31,3% [27,0; 35,3] en 2035, contra 1% y menos de 3% del FMI, en las 19 especificaciones.</w:t>
+        <w:t xml:space="preserve">H1b respaldada: 31,8% [25,2; 36,4] en 2031 y 31,0% [26,8; 35,6] en 2035, contra 1% y menos de 3% del FMI, en las 20 especificaciones.</w:t>
       </w:r>
     </w:p>
     <w:p>
@@ -1551,17 +1792,51 @@
         </w:numPr>
       </w:pPr>
       <w:r>
-        <w:t xml:space="preserve">H2 respaldada en su efecto sobre la probabilidad (senda 2022-2025: +11,3 puntos en 2035 [4,4; 17,9]), no en su mecanismo.</w:t>
+        <w:t xml:space="preserve">H2 respaldada en el efecto de la senda 2022-2025 sobre la probabilidad (+9,7 puntos en 2035 [4,2; 16,0]), que es robusto. El efecto sobre la deuda (+9,0 [0,3; 16,2]) y el del desvío estándar sobre la probabilidad (+1,1 [0,2; 1,9]) no resisten Bonferroni. El 96% del efecto sobre la deuda es el costo directo de la deuda en dólares.</w:t>
+      </w:r>
+    </w:p>
+    <w:p>
+      <w:pPr>
+        <w:pStyle w:val="Compact"/>
+        <w:numPr>
+          <w:ilvl w:val="0"/>
+          <w:numId w:val="1005"/>
+        </w:numPr>
+      </w:pPr>
+      <w:r>
+        <w:t xml:space="preserve">Variante sin empalme (datos desde 1999): 32,4% [26,6; 37,0] en 2031; H1a y H2 no cambian.</w:t>
+      </w:r>
+    </w:p>
+    <w:p>
+      <w:pPr>
+        <w:pStyle w:val="Compact"/>
+        <w:numPr>
+          <w:ilvl w:val="0"/>
+          <w:numId w:val="1005"/>
+        </w:numPr>
+      </w:pPr>
+      <w:r>
+        <w:rPr>
+          <w:i/>
+          <w:iCs/>
+        </w:rPr>
+        <w:t xml:space="preserve">Shocks</w:t>
+      </w:r>
+      <w:r>
+        <w:t xml:space="preserve"> </w:t>
+      </w:r>
+      <w:r>
+        <w:t xml:space="preserve">a la manera del FMI sobre la deuda federal bruta: 24,1% en 2031, con un ancho del abanico de 148,4.</w:t>
       </w:r>
     </w:p>
     <w:bookmarkEnd w:id="16"/>
-    <w:bookmarkStart w:id="17" w:name="etapa-5.-redacción-hecha"/>
+    <w:bookmarkStart w:id="17" w:name="etapa-5.-redacción-en-curso"/>
     <w:p>
       <w:pPr>
         <w:pStyle w:val="Heading3"/>
       </w:pPr>
       <w:r>
-        <w:t xml:space="preserve">Etapa 5. Redacción (hecha)</w:t>
+        <w:t xml:space="preserve">Etapa 5. Redacción (en curso)</w:t>
       </w:r>
     </w:p>
     <w:p>
@@ -1573,7 +1848,22 @@
         </w:numPr>
       </w:pPr>
       <w:r>
-        <w:t xml:space="preserve">Capítulos, Apéndice y documentos del grupo reescritos con los números nuevos.</w:t>
+        <w:t xml:space="preserve">Documentos del grupo actualizados con la ventana 1996-2025 y los números nuevos (17/10/2026). Capítulos y Apéndice en actualización; el control</w:t>
+      </w:r>
+      <w:r>
+        <w:t xml:space="preserve"> </w:t>
+      </w:r>
+      <w:r>
+        <w:rPr>
+          <w:rStyle w:val="VerbatimChar"/>
+        </w:rPr>
+        <w:t xml:space="preserve">verificar_consistencia.py</w:t>
+      </w:r>
+      <w:r>
+        <w:t xml:space="preserve"> </w:t>
+      </w:r>
+      <w:r>
+        <w:t xml:space="preserve">tiene que terminar sin problemas antes de cerrar.</w:t>
       </w:r>
     </w:p>
     <w:bookmarkEnd w:id="17"/>
@@ -1600,13 +1890,13 @@
     </w:p>
     <w:bookmarkEnd w:id="18"/>
     <w:bookmarkEnd w:id="19"/>
-    <w:bookmarkStart w:id="24" w:name="qué-falta-actualizado-el-12102026"/>
+    <w:bookmarkStart w:id="24" w:name="qué-falta-actualizado-el-17102026"/>
     <w:p>
       <w:pPr>
         <w:pStyle w:val="Heading2"/>
       </w:pPr>
       <w:r>
-        <w:t xml:space="preserve">5. Qué falta (actualizado el 12/10/2026)</w:t>
+        <w:t xml:space="preserve">5. Qué falta (actualizado el 17/10/2026)</w:t>
       </w:r>
     </w:p>
     <w:bookmarkStart w:id="20" w:name="validación-del-grupo"/>
@@ -1716,22 +2006,22 @@
                 <w:rFonts w:ascii="Calibri" w:hAnsi="Calibri"/>
                 <w:sz w:val="20"/>
               </w:rPr>
-              <w:t xml:space="preserve">D2: datos desde 1999</w:t>
-            </w:r>
-          </w:p>
-        </w:tc>
-        <w:tc>
-          <w:tcPr/>
-          <w:p>
-            <w:pPr>
-              <w:pStyle w:val="Compact"/>
-            </w:pPr>
-            <w:r>
-              <w:rPr>
-                <w:rFonts w:ascii="Calibri" w:hAnsi="Calibri"/>
-                <w:sz w:val="20"/>
-              </w:rPr>
-              <w:t xml:space="preserve">Pendiente</w:t>
+              <w:t xml:space="preserve">D2: ventana 1996-2025</w:t>
+            </w:r>
+          </w:p>
+        </w:tc>
+        <w:tc>
+          <w:tcPr/>
+          <w:p>
+            <w:pPr>
+              <w:pStyle w:val="Compact"/>
+            </w:pPr>
+            <w:r>
+              <w:rPr>
+                <w:rFonts w:ascii="Calibri" w:hAnsi="Calibri"/>
+                <w:sz w:val="20"/>
+              </w:rPr>
+              <w:t xml:space="preserve">Decidida por el grupo</w:t>
             </w:r>
           </w:p>
         </w:tc>
@@ -2455,6 +2745,34 @@
       </w:r>
       <w:r>
         <w:t xml:space="preserve">(IMF Policy Paper).</w:t>
+      </w:r>
+    </w:p>
+    <w:p>
+      <w:pPr>
+        <w:pStyle w:val="Compact"/>
+        <w:numPr>
+          <w:ilvl w:val="0"/>
+          <w:numId w:val="1009"/>
+        </w:numPr>
+      </w:pPr>
+      <w:r>
+        <w:t xml:space="preserve">Fondo Monetario Internacional [FMI]. (2026).</w:t>
+      </w:r>
+      <w:r>
+        <w:t xml:space="preserve"> </w:t>
+      </w:r>
+      <w:r>
+        <w:rPr>
+          <w:i/>
+          <w:iCs/>
+        </w:rPr>
+        <w:t xml:space="preserve">Argentina: 2026 Article IV consultation, second review under the extended arrangement under the Extended Fund Facility</w:t>
+      </w:r>
+      <w:r>
+        <w:t xml:space="preserve"> </w:t>
+      </w:r>
+      <w:r>
+        <w:t xml:space="preserve">(IMF Country Report No. 26/105).</w:t>
       </w:r>
     </w:p>
     <w:p>

--- a/tesis_oficial_borradores/para_el_grupo/Seguimiento_de_tareas.docx
+++ b/tesis_oficial_borradores/para_el_grupo/Seguimiento_de_tareas.docx
@@ -2,7 +2,7 @@
 <file path=word/document.xml><?xml version="1.0" encoding="utf-8"?>
 <w:document xmlns:w="http://schemas.openxmlformats.org/wordprocessingml/2006/main" xmlns:m="http://schemas.openxmlformats.org/officeDocument/2006/math" xmlns:r="http://schemas.openxmlformats.org/officeDocument/2006/relationships" xmlns:o="urn:schemas-microsoft-com:office:office" xmlns:v="urn:schemas-microsoft-com:vml" xmlns:w10="urn:schemas-microsoft-com:office:word" xmlns:a="http://schemas.openxmlformats.org/drawingml/2006/main" xmlns:pic="http://schemas.openxmlformats.org/drawingml/2006/picture" xmlns:wp="http://schemas.openxmlformats.org/drawingml/2006/wordprocessingDrawing">
   <w:body>
-    <w:bookmarkStart w:id="26" w:name="X958f4139c88d135c1914e712ab5183ae9fd9102"/>
+    <w:bookmarkStart w:id="37" w:name="X958f4139c88d135c1914e712ab5183ae9fd9102"/>
     <w:p>
       <w:pPr>
         <w:pStyle w:val="Heading1"/>
@@ -16,10 +16,10 @@
         <w:pStyle w:val="FirstParagraph"/>
       </w:pPr>
       <w:r>
-        <w:t xml:space="preserve">Documento de trabajo del grupo. Última actualización: 17 de octubre de 2026.</w:t>
-      </w:r>
-    </w:p>
-    <w:bookmarkStart w:id="9" w:name="para-qué-sirve-este-documento"/>
+        <w:t xml:space="preserve">Documento de trabajo del grupo. Última actualización: 19 de octubre de 2026.</w:t>
+      </w:r>
+    </w:p>
+    <w:bookmarkStart w:id="20" w:name="para-qué-sirve-este-documento"/>
     <w:p>
       <w:pPr>
         <w:pStyle w:val="Heading2"/>
@@ -54,28 +54,28 @@
         <w:t xml:space="preserve">). Lo que todavía no está hecho aparece como pendiente.</w:t>
       </w:r>
     </w:p>
-    <w:bookmarkEnd w:id="9"/>
-    <w:bookmarkStart w:id="11" w:name="estado-al-17-de-octubre-de-2026"/>
+    <w:bookmarkEnd w:id="20"/>
+    <w:bookmarkStart w:id="22" w:name="estado-al-19-de-octubre-de-2026"/>
     <w:p>
       <w:pPr>
         <w:pStyle w:val="Heading2"/>
       </w:pPr>
       <w:r>
-        <w:t xml:space="preserve">2. Estado al 17 de octubre de 2026</w:t>
-      </w:r>
-    </w:p>
-    <w:p>
-      <w:pPr>
-        <w:pStyle w:val="Compact"/>
+        <w:t xml:space="preserve">2. Estado al 19 de octubre de 2026</w:t>
+      </w:r>
+    </w:p>
+    <w:p>
+      <w:pPr>
         <w:numPr>
           <w:ilvl w:val="0"/>
           <w:numId w:val="1001"/>
         </w:numPr>
+        <w:pStyle w:val="Compact"/>
       </w:pPr>
       <w:r>
         <w:rPr>
+          <w:bCs/>
           <w:b/>
-          <w:bCs/>
         </w:rPr>
         <w:t xml:space="preserve">Modelo rehecho</w:t>
       </w:r>
@@ -83,15 +83,15 @@
         <w:t xml:space="preserve"> </w:t>
       </w:r>
       <w:r>
-        <w:t xml:space="preserve">según las decisiones D1 a D12, después de la revisión adversarial del 11/10/2026, y</w:t>
+        <w:t xml:space="preserve">según las decisiones D1 a D12, después de la revisión adversarial del 11/10/2026,</w:t>
       </w:r>
       <w:r>
         <w:t xml:space="preserve"> </w:t>
       </w:r>
       <w:r>
         <w:rPr>
+          <w:bCs/>
           <w:b/>
-          <w:bCs/>
         </w:rPr>
         <w:t xml:space="preserve">reestimado</w:t>
       </w:r>
@@ -99,21 +99,37 @@
         <w:t xml:space="preserve"> </w:t>
       </w:r>
       <w:r>
-        <w:t xml:space="preserve">el 17/10/2026 con la ventana única 1996-2025 (D2), con los empalmes del EMBI de 1996T1-1998T3 y del TCRM de 1996 validados en el Apéndice A.2.</w:t>
-      </w:r>
-    </w:p>
-    <w:p>
-      <w:pPr>
-        <w:pStyle w:val="Compact"/>
+        <w:t xml:space="preserve">el 17/10/2026 con la ventana única 1996-2025 (D2) y</w:t>
+      </w:r>
+      <w:r>
+        <w:t xml:space="preserve"> </w:t>
+      </w:r>
+      <w:r>
+        <w:rPr>
+          <w:bCs/>
+          <w:b/>
+        </w:rPr>
+        <w:t xml:space="preserve">vuelto a estimar</w:t>
+      </w:r>
+      <w:r>
+        <w:t xml:space="preserve"> </w:t>
+      </w:r>
+      <w:r>
+        <w:t xml:space="preserve">el 17-19/10/2026 con la lista de cambios del equipo del 15/10: binarias presidenciales, cuatro transiciones de la tasa de la FED, deuda consolidada desde 2002, 1.000 réplicas, matrices de Cholesky y apertura de la varianza externa (Revisión crítica, sección 7). El 19/10 se volvió a correr todo el código desde cero y reproduce las cifras del texto.</w:t>
+      </w:r>
+    </w:p>
+    <w:p>
+      <w:pPr>
         <w:numPr>
           <w:ilvl w:val="0"/>
           <w:numId w:val="1001"/>
         </w:numPr>
+        <w:pStyle w:val="Compact"/>
       </w:pPr>
       <w:r>
         <w:rPr>
+          <w:bCs/>
           <w:b/>
-          <w:bCs/>
         </w:rPr>
         <w:t xml:space="preserve">Revisión de un compañero</w:t>
       </w:r>
@@ -128,8 +144,8 @@
       </w:r>
       <w:r>
         <w:rPr>
+          <w:iCs/>
           <w:i/>
-          <w:iCs/>
         </w:rPr>
         <w:t xml:space="preserve">commits</w:t>
       </w:r>
@@ -137,7 +153,7 @@
         <w:t xml:space="preserve"> </w:t>
       </w:r>
       <w:r>
-        <w:t xml:space="preserve">que no se veían en la rama por defecto): resuelta con las reglas D2 y D2b, el control automático</w:t>
+        <w:t xml:space="preserve">que no se veían en la rama por defecto): resuelta con las reglas D2 y D2b y el control automático</w:t>
       </w:r>
       <w:r>
         <w:t xml:space="preserve"> </w:t>
@@ -152,85 +168,67 @@
         <w:t xml:space="preserve"> </w:t>
       </w:r>
       <w:r>
-        <w:t xml:space="preserve">y la fusión de la rama de trabajo con</w:t>
-      </w:r>
-      <w:r>
-        <w:t xml:space="preserve"> </w:t>
-      </w:r>
-      <w:r>
-        <w:rPr>
-          <w:rStyle w:val="VerbatimChar"/>
-        </w:rPr>
-        <w:t xml:space="preserve">main</w:t>
-      </w:r>
-      <w:r>
-        <w:t xml:space="preserve"> </w:t>
-      </w:r>
-      <w:r>
         <w:t xml:space="preserve">(Revisión crítica, sección 5).</w:t>
       </w:r>
     </w:p>
     <w:p>
       <w:pPr>
-        <w:pStyle w:val="Compact"/>
         <w:numPr>
           <w:ilvl w:val="0"/>
           <w:numId w:val="1001"/>
         </w:numPr>
+        <w:pStyle w:val="Compact"/>
       </w:pPr>
       <w:r>
         <w:rPr>
+          <w:bCs/>
           <w:b/>
-          <w:bCs/>
         </w:rPr>
         <w:t xml:space="preserve">Error propio en el resultado primario</w:t>
       </w:r>
       <w:r>
-        <w:t xml:space="preserve"> </w:t>
-      </w:r>
-      <w:r>
-        <w:t xml:space="preserve">(detectado en la lectura final): la justificación de la serie con rentas como definición del FMI era falsa, porque el FMI excluye las utilidades del BCRA. Se pasó a una definición única sin rentas de la propiedad (D4) y el modelo se volvió a correr; los resultados casi no cambian (Revisión crítica, sección 6).</w:t>
-      </w:r>
-    </w:p>
-    <w:p>
-      <w:pPr>
-        <w:pStyle w:val="Compact"/>
+        <w:t xml:space="preserve">: resuelto con una definición única sin rentas de la propiedad (D4; Revisión crítica, sección 6).</w:t>
+      </w:r>
+    </w:p>
+    <w:p>
+      <w:pPr>
         <w:numPr>
           <w:ilvl w:val="0"/>
           <w:numId w:val="1001"/>
         </w:numPr>
+        <w:pStyle w:val="Compact"/>
       </w:pPr>
       <w:r>
         <w:rPr>
+          <w:bCs/>
           <w:b/>
-          <w:bCs/>
         </w:rPr>
         <w:t xml:space="preserve">Texto</w:t>
       </w:r>
       <w:r>
-        <w:t xml:space="preserve">: los capítulos y el Apéndice se actualizan con los números nuevos; los documentos del grupo (plan de labor, propuesta metodológica, guía de defensa, revisión crítica y este seguimiento) ya están actualizados.</w:t>
-      </w:r>
-    </w:p>
-    <w:p>
-      <w:pPr>
-        <w:pStyle w:val="Compact"/>
+        <w:t xml:space="preserve">: capítulos, Apéndice y documentos del grupo (plan de labor, propuesta metodológica, guía de defensa, revisión crítica, decisiones y este seguimiento) con los números de la versión final.</w:t>
+      </w:r>
+    </w:p>
+    <w:p>
+      <w:pPr>
         <w:numPr>
           <w:ilvl w:val="0"/>
           <w:numId w:val="1001"/>
         </w:numPr>
+        <w:pStyle w:val="Compact"/>
       </w:pPr>
       <w:r>
         <w:rPr>
+          <w:bCs/>
           <w:b/>
-          <w:bCs/>
         </w:rPr>
         <w:t xml:space="preserve">Pendiente</w:t>
       </w:r>
       <w:r>
-        <w:t xml:space="preserve">: la validación del grupo de D1 y D13, los informes del FGS y el control final de la extensión (sección 5).</w:t>
-      </w:r>
-    </w:p>
-    <w:bookmarkStart w:id="10" w:name="scripts-que-generan-los-resultados"/>
+        <w:t xml:space="preserve">: la validación de Pablo y del grupo (sección 5.1) y, como mejora opcional, los informes del FGS.</w:t>
+      </w:r>
+    </w:p>
+    <w:bookmarkStart w:id="21" w:name="scripts-que-generan-los-resultados"/>
     <w:p>
       <w:pPr>
         <w:pStyle w:val="Heading3"/>
@@ -243,8 +241,8 @@
       <w:tblPr>
         <w:tblStyle w:val="Table"/>
         <w:tblW w:type="pct" w:w="5000"/>
-        <w:tblLayout w:type="fixed"/>
         <w:tblLook w:firstRow="1" w:lastRow="0" w:firstColumn="0" w:lastColumn="0" w:noHBand="0" w:noVBand="0" w:val="0020"/>
+        <w:jc w:val="start"/>
         <w:tblBorders>
           <w:top w:val="single" w:sz="4" w:color="808080"/>
           <w:left w:val="single" w:sz="4" w:color="808080"/>
@@ -260,13 +258,14 @@
       </w:tblGrid>
       <w:tr>
         <w:trPr>
-          <w:tblHeader w:val="on"/>
+          <w:tblHeader w:val="true"/>
         </w:trPr>
         <w:tc>
           <w:tcPr/>
           <w:p>
             <w:pPr>
               <w:pStyle w:val="Compact"/>
+              <w:jc w:val="left"/>
             </w:pPr>
             <w:r>
               <w:rPr>
@@ -282,6 +281,7 @@
           <w:p>
             <w:pPr>
               <w:pStyle w:val="Compact"/>
+              <w:jc w:val="left"/>
             </w:pPr>
             <w:r>
               <w:rPr>
@@ -299,6 +299,7 @@
           <w:p>
             <w:pPr>
               <w:pStyle w:val="Compact"/>
+              <w:jc w:val="left"/>
             </w:pPr>
             <w:r>
               <w:rPr>
@@ -314,6 +315,7 @@
           <w:p>
             <w:pPr>
               <w:pStyle w:val="Compact"/>
+              <w:jc w:val="left"/>
             </w:pPr>
             <w:r>
               <w:rPr>
@@ -332,6 +334,7 @@
           <w:p>
             <w:pPr>
               <w:pStyle w:val="Compact"/>
+              <w:jc w:val="left"/>
             </w:pPr>
             <w:r>
               <w:rPr>
@@ -349,9 +352,9 @@
             </w:r>
             <w:r>
               <w:rPr>
+                <w:iCs/>
                 <w:rFonts w:ascii="Calibri" w:hAnsi="Calibri"/>
                 <w:i/>
-                <w:iCs/>
                 <w:sz w:val="20"/>
               </w:rPr>
               <w:t xml:space="preserve">bootstrap</w:t>
@@ -363,6 +366,7 @@
           <w:p>
             <w:pPr>
               <w:pStyle w:val="Compact"/>
+              <w:jc w:val="left"/>
             </w:pPr>
             <w:r>
               <w:rPr>
@@ -381,6 +385,7 @@
           <w:p>
             <w:pPr>
               <w:pStyle w:val="Compact"/>
+              <w:jc w:val="left"/>
             </w:pPr>
             <w:r>
               <w:rPr>
@@ -396,6 +401,7 @@
           <w:p>
             <w:pPr>
               <w:pStyle w:val="Compact"/>
+              <w:jc w:val="left"/>
             </w:pPr>
             <w:r>
               <w:rPr>
@@ -414,12 +420,13 @@
           <w:p>
             <w:pPr>
               <w:pStyle w:val="Compact"/>
-            </w:pPr>
-            <w:r>
-              <w:rPr>
+              <w:jc w:val="left"/>
+            </w:pPr>
+            <w:r>
+              <w:rPr>
+                <w:iCs/>
                 <w:rFonts w:ascii="Calibri" w:hAnsi="Calibri"/>
                 <w:i/>
-                <w:iCs/>
                 <w:sz w:val="20"/>
               </w:rPr>
               <w:t xml:space="preserve">Shocks</w:t>
@@ -445,6 +452,7 @@
           <w:p>
             <w:pPr>
               <w:pStyle w:val="Compact"/>
+              <w:jc w:val="left"/>
             </w:pPr>
             <w:r>
               <w:rPr>
@@ -463,6 +471,7 @@
           <w:p>
             <w:pPr>
               <w:pStyle w:val="Compact"/>
+              <w:jc w:val="left"/>
             </w:pPr>
             <w:r>
               <w:rPr>
@@ -478,6 +487,7 @@
           <w:p>
             <w:pPr>
               <w:pStyle w:val="Compact"/>
+              <w:jc w:val="left"/>
             </w:pPr>
             <w:r>
               <w:rPr>
@@ -496,6 +506,7 @@
           <w:p>
             <w:pPr>
               <w:pStyle w:val="Compact"/>
+              <w:jc w:val="left"/>
             </w:pPr>
             <w:r>
               <w:rPr>
@@ -511,6 +522,7 @@
           <w:p>
             <w:pPr>
               <w:pStyle w:val="Compact"/>
+              <w:jc w:val="left"/>
             </w:pPr>
             <w:r>
               <w:rPr>
@@ -551,6 +563,7 @@
           <w:p>
             <w:pPr>
               <w:pStyle w:val="Compact"/>
+              <w:jc w:val="left"/>
             </w:pPr>
             <w:r>
               <w:rPr>
@@ -566,6 +579,7 @@
           <w:p>
             <w:pPr>
               <w:pStyle w:val="Compact"/>
+              <w:jc w:val="left"/>
             </w:pPr>
             <w:r>
               <w:rPr>
@@ -584,6 +598,7 @@
           <w:p>
             <w:pPr>
               <w:pStyle w:val="Compact"/>
+              <w:jc w:val="left"/>
             </w:pPr>
             <w:r>
               <w:rPr>
@@ -599,6 +614,7 @@
           <w:p>
             <w:pPr>
               <w:pStyle w:val="Compact"/>
+              <w:jc w:val="left"/>
             </w:pPr>
             <w:r>
               <w:rPr>
@@ -634,9 +650,9 @@
         </w:tc>
       </w:tr>
     </w:tbl>
-    <w:bookmarkEnd w:id="10"/>
-    <w:bookmarkEnd w:id="11"/>
-    <w:bookmarkStart w:id="12" w:name="decisiones-tomadas"/>
+    <w:bookmarkEnd w:id="21"/>
+    <w:bookmarkEnd w:id="22"/>
+    <w:bookmarkStart w:id="23" w:name="decisiones-tomadas"/>
     <w:p>
       <w:pPr>
         <w:pStyle w:val="Heading2"/>
@@ -649,8 +665,8 @@
       <w:tblPr>
         <w:tblStyle w:val="Table"/>
         <w:tblW w:type="pct" w:w="5000"/>
-        <w:tblLayout w:type="fixed"/>
         <w:tblLook w:firstRow="1" w:lastRow="0" w:firstColumn="0" w:lastColumn="0" w:noHBand="0" w:noVBand="0" w:val="0020"/>
+        <w:jc w:val="start"/>
         <w:tblBorders>
           <w:top w:val="single" w:sz="4" w:color="808080"/>
           <w:left w:val="single" w:sz="4" w:color="808080"/>
@@ -667,13 +683,14 @@
       </w:tblGrid>
       <w:tr>
         <w:trPr>
-          <w:tblHeader w:val="on"/>
+          <w:tblHeader w:val="true"/>
         </w:trPr>
         <w:tc>
           <w:tcPr/>
           <w:p>
             <w:pPr>
               <w:pStyle w:val="Compact"/>
+              <w:jc w:val="left"/>
             </w:pPr>
             <w:r>
               <w:rPr>
@@ -689,6 +706,7 @@
           <w:p>
             <w:pPr>
               <w:pStyle w:val="Compact"/>
+              <w:jc w:val="left"/>
             </w:pPr>
             <w:r>
               <w:rPr>
@@ -704,6 +722,7 @@
           <w:p>
             <w:pPr>
               <w:pStyle w:val="Compact"/>
+              <w:jc w:val="left"/>
             </w:pPr>
             <w:r>
               <w:rPr>
@@ -721,6 +740,7 @@
           <w:p>
             <w:pPr>
               <w:pStyle w:val="Compact"/>
+              <w:jc w:val="left"/>
             </w:pPr>
             <w:r>
               <w:rPr>
@@ -736,6 +756,7 @@
           <w:p>
             <w:pPr>
               <w:pStyle w:val="Compact"/>
+              <w:jc w:val="left"/>
             </w:pPr>
             <w:r>
               <w:rPr>
@@ -753,9 +774,9 @@
             </w:r>
             <w:r>
               <w:rPr>
+                <w:iCs/>
                 <w:rFonts w:ascii="Calibri" w:hAnsi="Calibri"/>
                 <w:i/>
-                <w:iCs/>
                 <w:sz w:val="20"/>
               </w:rPr>
               <w:t xml:space="preserve">stock</w:t>
@@ -781,13 +802,14 @@
           <w:p>
             <w:pPr>
               <w:pStyle w:val="Compact"/>
-            </w:pPr>
-            <w:r>
-              <w:rPr>
-                <w:rFonts w:ascii="Calibri" w:hAnsi="Calibri"/>
-                <w:sz w:val="20"/>
-              </w:rPr>
-              <w:t xml:space="preserve">Es la única forma de comparar con la probabilidad del FMI con el mismo perímetro, punto de partida, escenario y métrica.</w:t>
+              <w:jc w:val="left"/>
+            </w:pPr>
+            <w:r>
+              <w:rPr>
+                <w:rFonts w:ascii="Calibri" w:hAnsi="Calibri"/>
+                <w:sz w:val="20"/>
+              </w:rPr>
+              <w:t xml:space="preserve">Es la única forma de comparar con la probabilidad del FMI con el mismo perímetro, punto de partida y escenario.</w:t>
             </w:r>
           </w:p>
         </w:tc>
@@ -798,6 +820,7 @@
           <w:p>
             <w:pPr>
               <w:pStyle w:val="Compact"/>
+              <w:jc w:val="left"/>
             </w:pPr>
             <w:r>
               <w:rPr>
@@ -813,6 +836,7 @@
           <w:p>
             <w:pPr>
               <w:pStyle w:val="Compact"/>
+              <w:jc w:val="left"/>
             </w:pPr>
             <w:r>
               <w:rPr>
@@ -828,13 +852,14 @@
           <w:p>
             <w:pPr>
               <w:pStyle w:val="Compact"/>
-            </w:pPr>
-            <w:r>
-              <w:rPr>
-                <w:rFonts w:ascii="Calibri" w:hAnsi="Calibri"/>
-                <w:sz w:val="20"/>
-              </w:rPr>
-              <w:t xml:space="preserve">Decisión del grupo. Los primeros trimestres son condiciones iniciales de los rezagos (Lütkepohl, 2005, sec. 4.3). El empalme del EMBI se valida en la superposición 1998T4-2001T3 (R² = 0,89) y con datos desde 1999 el resultado casi no cambia (32,4% contra 31,8% en 2031).</w:t>
+              <w:jc w:val="left"/>
+            </w:pPr>
+            <w:r>
+              <w:rPr>
+                <w:rFonts w:ascii="Calibri" w:hAnsi="Calibri"/>
+                <w:sz w:val="20"/>
+              </w:rPr>
+              <w:t xml:space="preserve">Decisión del grupo. Los primeros trimestres son condiciones iniciales de los rezagos (Lütkepohl, 2005, sec. 4.3). El empalme del EMBI se valida en la superposición 1998T4-2001T3 (R² = 0,89) y con datos desde 1999 el resultado casi no cambia (29,5% contra 27,7% en 2031).</w:t>
             </w:r>
           </w:p>
         </w:tc>
@@ -845,6 +870,7 @@
           <w:p>
             <w:pPr>
               <w:pStyle w:val="Compact"/>
+              <w:jc w:val="left"/>
             </w:pPr>
             <w:r>
               <w:rPr>
@@ -860,6 +886,7 @@
           <w:p>
             <w:pPr>
               <w:pStyle w:val="Compact"/>
+              <w:jc w:val="left"/>
             </w:pPr>
             <w:r>
               <w:rPr>
@@ -875,6 +902,7 @@
           <w:p>
             <w:pPr>
               <w:pStyle w:val="Compact"/>
+              <w:jc w:val="left"/>
             </w:pPr>
             <w:r>
               <w:rPr>
@@ -914,6 +942,7 @@
           <w:p>
             <w:pPr>
               <w:pStyle w:val="Compact"/>
+              <w:jc w:val="left"/>
             </w:pPr>
             <w:r>
               <w:rPr>
@@ -929,21 +958,23 @@
           <w:p>
             <w:pPr>
               <w:pStyle w:val="Compact"/>
-            </w:pPr>
-            <w:r>
-              <w:rPr>
-                <w:rFonts w:ascii="Calibri" w:hAnsi="Calibri"/>
-                <w:sz w:val="20"/>
-              </w:rPr>
-              <w:t xml:space="preserve">Rezagos: Schwarz entre los órdenes estables y, si sus residuos están autocorrelacionados, el menor orden mayor que no lo esté. Resultado: 2 rezagos.</w:t>
-            </w:r>
-          </w:p>
-        </w:tc>
-        <w:tc>
-          <w:tcPr/>
-          <w:p>
-            <w:pPr>
-              <w:pStyle w:val="Compact"/>
+              <w:jc w:val="left"/>
+            </w:pPr>
+            <w:r>
+              <w:rPr>
+                <w:rFonts w:ascii="Calibri" w:hAnsi="Calibri"/>
+                <w:sz w:val="20"/>
+              </w:rPr>
+              <w:t xml:space="preserve">Rezagos: Schwarz entre los órdenes estables y, si sus residuos están autocorrelacionados, el menor orden mayor que no lo esté; si ninguno pasa la prueba, el estable de mayor p-valor. Resultado: 2 rezagos (Portmanteau p = 0,031, autocorrelación leve declarada).</w:t>
+            </w:r>
+          </w:p>
+        </w:tc>
+        <w:tc>
+          <w:tcPr/>
+          <w:p>
+            <w:pPr>
+              <w:pStyle w:val="Compact"/>
+              <w:jc w:val="left"/>
             </w:pPr>
             <w:r>
               <w:rPr>
@@ -961,6 +992,7 @@
           <w:p>
             <w:pPr>
               <w:pStyle w:val="Compact"/>
+              <w:jc w:val="left"/>
             </w:pPr>
             <w:r>
               <w:rPr>
@@ -976,6 +1008,7 @@
           <w:p>
             <w:pPr>
               <w:pStyle w:val="Compact"/>
+              <w:jc w:val="left"/>
             </w:pPr>
             <w:r>
               <w:rPr>
@@ -991,6 +1024,7 @@
           <w:p>
             <w:pPr>
               <w:pStyle w:val="Compact"/>
+              <w:jc w:val="left"/>
             </w:pPr>
             <w:r>
               <w:rPr>
@@ -1008,6 +1042,7 @@
           <w:p>
             <w:pPr>
               <w:pStyle w:val="Compact"/>
+              <w:jc w:val="left"/>
             </w:pPr>
             <w:r>
               <w:rPr>
@@ -1023,21 +1058,23 @@
           <w:p>
             <w:pPr>
               <w:pStyle w:val="Compact"/>
-            </w:pPr>
-            <w:r>
-              <w:rPr>
-                <w:rFonts w:ascii="Calibri" w:hAnsi="Calibri"/>
-                <w:sz w:val="20"/>
-              </w:rPr>
-              <w:t xml:space="preserve">Tasa de la FED con la tasa sombra de Wu y Xia (2016) en el límite cero; en 2022T1 la variación se calcula con la tasa efectiva.</w:t>
-            </w:r>
-          </w:p>
-        </w:tc>
-        <w:tc>
-          <w:tcPr/>
-          <w:p>
-            <w:pPr>
-              <w:pStyle w:val="Compact"/>
+              <w:jc w:val="left"/>
+            </w:pPr>
+            <w:r>
+              <w:rPr>
+                <w:rFonts w:ascii="Calibri" w:hAnsi="Calibri"/>
+                <w:sz w:val="20"/>
+              </w:rPr>
+              <w:t xml:space="preserve">Tasa de la FED con la tasa sombra de Wu y Xia (2016) en el límite cero; en las cuatro transiciones (2009T1, 2016T1, 2020T2 y 2022T1) la variación se calcula con la tasa efectiva.</w:t>
+            </w:r>
+          </w:p>
+        </w:tc>
+        <w:tc>
+          <w:tcPr/>
+          <w:p>
+            <w:pPr>
+              <w:pStyle w:val="Compact"/>
+              <w:jc w:val="left"/>
             </w:pPr>
             <w:r>
               <w:rPr>
@@ -1055,6 +1092,7 @@
           <w:p>
             <w:pPr>
               <w:pStyle w:val="Compact"/>
+              <w:jc w:val="left"/>
             </w:pPr>
             <w:r>
               <w:rPr>
@@ -1070,6 +1108,7 @@
           <w:p>
             <w:pPr>
               <w:pStyle w:val="Compact"/>
+              <w:jc w:val="left"/>
             </w:pPr>
             <w:r>
               <w:rPr>
@@ -1085,6 +1124,7 @@
           <w:p>
             <w:pPr>
               <w:pStyle w:val="Compact"/>
+              <w:jc w:val="left"/>
             </w:pPr>
             <w:r>
               <w:rPr>
@@ -1102,6 +1142,7 @@
           <w:p>
             <w:pPr>
               <w:pStyle w:val="Compact"/>
+              <w:jc w:val="left"/>
             </w:pPr>
             <w:r>
               <w:rPr>
@@ -1117,6 +1158,7 @@
           <w:p>
             <w:pPr>
               <w:pStyle w:val="Compact"/>
+              <w:jc w:val="left"/>
             </w:pPr>
             <w:r>
               <w:rPr>
@@ -1134,9 +1176,9 @@
             </w:r>
             <w:r>
               <w:rPr>
+                <w:iCs/>
                 <w:rFonts w:ascii="Calibri" w:hAnsi="Calibri"/>
                 <w:i/>
-                <w:iCs/>
                 <w:sz w:val="20"/>
               </w:rPr>
               <w:t xml:space="preserve">shocks</w:t>
@@ -1162,6 +1204,7 @@
           <w:p>
             <w:pPr>
               <w:pStyle w:val="Compact"/>
+              <w:jc w:val="left"/>
             </w:pPr>
             <w:r>
               <w:rPr>
@@ -1179,6 +1222,7 @@
           <w:p>
             <w:pPr>
               <w:pStyle w:val="Compact"/>
+              <w:jc w:val="left"/>
             </w:pPr>
             <w:r>
               <w:rPr>
@@ -1194,6 +1238,7 @@
           <w:p>
             <w:pPr>
               <w:pStyle w:val="Compact"/>
+              <w:jc w:val="left"/>
             </w:pPr>
             <w:r>
               <w:rPr>
@@ -1211,9 +1256,9 @@
             </w:r>
             <w:r>
               <w:rPr>
+                <w:iCs/>
                 <w:rFonts w:ascii="Calibri" w:hAnsi="Calibri"/>
                 <w:i/>
-                <w:iCs/>
                 <w:sz w:val="20"/>
               </w:rPr>
               <w:t xml:space="preserve">bootstrap</w:t>
@@ -1230,15 +1275,16 @@
                 <w:rFonts w:ascii="Calibri" w:hAnsi="Calibri"/>
                 <w:sz w:val="20"/>
               </w:rPr>
-              <w:t xml:space="preserve">de bloques y percentiles de Hall; números aleatorios comunes; Kilian (1998) como robustez.</w:t>
-            </w:r>
-          </w:p>
-        </w:tc>
-        <w:tc>
-          <w:tcPr/>
-          <w:p>
-            <w:pPr>
-              <w:pStyle w:val="Compact"/>
+              <w:t xml:space="preserve">de bloques y percentiles de Hall, 1.000 réplicas; números aleatorios comunes; Kilian (1998) como robustez.</w:t>
+            </w:r>
+          </w:p>
+        </w:tc>
+        <w:tc>
+          <w:tcPr/>
+          <w:p>
+            <w:pPr>
+              <w:pStyle w:val="Compact"/>
+              <w:jc w:val="left"/>
             </w:pPr>
             <w:r>
               <w:rPr>
@@ -1256,6 +1302,7 @@
           <w:p>
             <w:pPr>
               <w:pStyle w:val="Compact"/>
+              <w:jc w:val="left"/>
             </w:pPr>
             <w:r>
               <w:rPr>
@@ -1271,6 +1318,7 @@
           <w:p>
             <w:pPr>
               <w:pStyle w:val="Compact"/>
+              <w:jc w:val="left"/>
             </w:pPr>
             <w:r>
               <w:rPr>
@@ -1288,9 +1336,32 @@
             </w:r>
             <w:r>
               <w:rPr>
+                <w:iCs/>
                 <w:rFonts w:ascii="Calibri" w:hAnsi="Calibri"/>
                 <w:i/>
+                <w:sz w:val="20"/>
+              </w:rPr>
+              <w:t xml:space="preserve">stock</w:t>
+            </w:r>
+            <w:r>
+              <w:rPr>
+                <w:rFonts w:ascii="Calibri" w:hAnsi="Calibri"/>
+                <w:sz w:val="20"/>
+              </w:rPr>
+              <w:t xml:space="preserve">-flujo e inflación relativa escalados por moneda; métrica anual con el ajuste</w:t>
+            </w:r>
+            <w:r>
+              <w:rPr>
+                <w:rFonts w:ascii="Calibri" w:hAnsi="Calibri"/>
+                <w:sz w:val="20"/>
+              </w:rPr>
+              <w:t xml:space="preserve"> </w:t>
+            </w:r>
+            <w:r>
+              <w:rPr>
                 <w:iCs/>
+                <w:rFonts w:ascii="Calibri" w:hAnsi="Calibri"/>
+                <w:i/>
                 <w:sz w:val="20"/>
               </w:rPr>
               <w:t xml:space="preserve">stock</w:t>
@@ -1300,29 +1371,6 @@
                 <w:rFonts w:ascii="Calibri" w:hAnsi="Calibri"/>
                 <w:sz w:val="20"/>
               </w:rPr>
-              <w:t xml:space="preserve">-flujo e inflación relativa escalados por moneda; métrica con el ajuste</w:t>
-            </w:r>
-            <w:r>
-              <w:rPr>
-                <w:rFonts w:ascii="Calibri" w:hAnsi="Calibri"/>
-                <w:sz w:val="20"/>
-              </w:rPr>
-              <w:t xml:space="preserve"> </w:t>
-            </w:r>
-            <w:r>
-              <w:rPr>
-                <w:rFonts w:ascii="Calibri" w:hAnsi="Calibri"/>
-                <w:i/>
-                <w:iCs/>
-                <w:sz w:val="20"/>
-              </w:rPr>
-              <w:t xml:space="preserve">stock</w:t>
-            </w:r>
-            <w:r>
-              <w:rPr>
-                <w:rFonts w:ascii="Calibri" w:hAnsi="Calibri"/>
-                <w:sz w:val="20"/>
-              </w:rPr>
               <w:t xml:space="preserve">-flujo; proporción en pesos fija; retroalimentación anual.</w:t>
             </w:r>
           </w:p>
@@ -1332,13 +1380,14 @@
           <w:p>
             <w:pPr>
               <w:pStyle w:val="Compact"/>
-            </w:pPr>
-            <w:r>
-              <w:rPr>
-                <w:rFonts w:ascii="Calibri" w:hAnsi="Calibri"/>
-                <w:sz w:val="20"/>
-              </w:rPr>
-              <w:t xml:space="preserve">Definición del FMI (2021, párr. 53 y anexo VI).</w:t>
+              <w:jc w:val="left"/>
+            </w:pPr>
+            <w:r>
+              <w:rPr>
+                <w:rFonts w:ascii="Calibri" w:hAnsi="Calibri"/>
+                <w:sz w:val="20"/>
+              </w:rPr>
+              <w:t xml:space="preserve">Definición del FMI (2021, párr. 53 y anexo VI) aplicada año por año.</w:t>
             </w:r>
           </w:p>
         </w:tc>
@@ -1349,6 +1398,7 @@
           <w:p>
             <w:pPr>
               <w:pStyle w:val="Compact"/>
+              <w:jc w:val="left"/>
             </w:pPr>
             <w:r>
               <w:rPr>
@@ -1364,28 +1414,30 @@
           <w:p>
             <w:pPr>
               <w:pStyle w:val="Compact"/>
-            </w:pPr>
-            <w:r>
-              <w:rPr>
-                <w:rFonts w:ascii="Calibri" w:hAnsi="Calibri"/>
-                <w:sz w:val="20"/>
-              </w:rPr>
-              <w:t xml:space="preserve">H1a con su criterio original; la suficiencia como complemento descriptivo.</w:t>
-            </w:r>
-          </w:p>
-        </w:tc>
-        <w:tc>
-          <w:tcPr/>
-          <w:p>
-            <w:pPr>
-              <w:pStyle w:val="Compact"/>
-            </w:pPr>
-            <w:r>
-              <w:rPr>
-                <w:rFonts w:ascii="Calibri" w:hAnsi="Calibri"/>
-                <w:sz w:val="20"/>
-              </w:rPr>
-              <w:t xml:space="preserve">Se elimina el cambio de criterio de la versión anterior.</w:t>
+              <w:jc w:val="left"/>
+            </w:pPr>
+            <w:r>
+              <w:rPr>
+                <w:rFonts w:ascii="Calibri" w:hAnsi="Calibri"/>
+                <w:sz w:val="20"/>
+              </w:rPr>
+              <w:t xml:space="preserve">H1a con dos condiciones: el criterio original de varianza y la suficiencia del superávit con el resultado primario de 2031 en su máximo histórico.</w:t>
+            </w:r>
+          </w:p>
+        </w:tc>
+        <w:tc>
+          <w:tcPr/>
+          <w:p>
+            <w:pPr>
+              <w:pStyle w:val="Compact"/>
+              <w:jc w:val="left"/>
+            </w:pPr>
+            <w:r>
+              <w:rPr>
+                <w:rFonts w:ascii="Calibri" w:hAnsi="Calibri"/>
+                <w:sz w:val="20"/>
+              </w:rPr>
+              <w:t xml:space="preserve">El criterio original se mantiene; la segunda condición, pedida por el equipo el 15/10 (B1), contrasta lo que la hipótesis afirma.</w:t>
             </w:r>
           </w:p>
         </w:tc>
@@ -1396,6 +1448,7 @@
           <w:p>
             <w:pPr>
               <w:pStyle w:val="Compact"/>
+              <w:jc w:val="left"/>
             </w:pPr>
             <w:r>
               <w:rPr>
@@ -1411,28 +1464,30 @@
           <w:p>
             <w:pPr>
               <w:pStyle w:val="Compact"/>
-            </w:pPr>
-            <w:r>
-              <w:rPr>
-                <w:rFonts w:ascii="Calibri" w:hAnsi="Calibri"/>
-                <w:sz w:val="20"/>
-              </w:rPr>
-              <w:t xml:space="preserve">H1b con el mismo perímetro, punto de partida, escenario, horizonte y métrica del FMI; Bonferroni por los dos horizontes.</w:t>
-            </w:r>
-          </w:p>
-        </w:tc>
-        <w:tc>
-          <w:tcPr/>
-          <w:p>
-            <w:pPr>
-              <w:pStyle w:val="Compact"/>
-            </w:pPr>
-            <w:r>
-              <w:rPr>
-                <w:rFonts w:ascii="Calibri" w:hAnsi="Calibri"/>
-                <w:sz w:val="20"/>
-              </w:rPr>
-              <w:t xml:space="preserve">Comparación de lo mismo con lo mismo.</w:t>
+              <w:jc w:val="left"/>
+            </w:pPr>
+            <w:r>
+              <w:rPr>
+                <w:rFonts w:ascii="Calibri" w:hAnsi="Calibri"/>
+                <w:sz w:val="20"/>
+              </w:rPr>
+              <w:t xml:space="preserve">H1b con el mismo perímetro, punto de partida, escenario y horizonte del FMI, con dos métricas; Bonferroni por los dos horizontes.</w:t>
+            </w:r>
+          </w:p>
+        </w:tc>
+        <w:tc>
+          <w:tcPr/>
+          <w:p>
+            <w:pPr>
+              <w:pStyle w:val="Compact"/>
+              <w:jc w:val="left"/>
+            </w:pPr>
+            <w:r>
+              <w:rPr>
+                <w:rFonts w:ascii="Calibri" w:hAnsi="Calibri"/>
+                <w:sz w:val="20"/>
+              </w:rPr>
+              <w:t xml:space="preserve">Comparación de la misma deuda.</w:t>
             </w:r>
           </w:p>
         </w:tc>
@@ -1443,6 +1498,7 @@
           <w:p>
             <w:pPr>
               <w:pStyle w:val="Compact"/>
+              <w:jc w:val="left"/>
             </w:pPr>
             <w:r>
               <w:rPr>
@@ -1458,28 +1514,30 @@
           <w:p>
             <w:pPr>
               <w:pStyle w:val="Compact"/>
-            </w:pPr>
-            <w:r>
-              <w:rPr>
-                <w:rFonts w:ascii="Calibri" w:hAnsi="Calibri"/>
-                <w:sz w:val="20"/>
-              </w:rPr>
-              <w:t xml:space="preserve">H2 contrastada en 2035; 2031 se informa.</w:t>
-            </w:r>
-          </w:p>
-        </w:tc>
-        <w:tc>
-          <w:tcPr/>
-          <w:p>
-            <w:pPr>
-              <w:pStyle w:val="Compact"/>
-            </w:pPr>
-            <w:r>
-              <w:rPr>
-                <w:rFonts w:ascii="Calibri" w:hAnsi="Calibri"/>
-                <w:sz w:val="20"/>
-              </w:rPr>
-              <w:t xml:space="preserve">El efecto de una tasa más alta se acumula.</w:t>
+              <w:jc w:val="left"/>
+            </w:pPr>
+            <w:r>
+              <w:rPr>
+                <w:rFonts w:ascii="Calibri" w:hAnsi="Calibri"/>
+                <w:sz w:val="20"/>
+              </w:rPr>
+              <w:t xml:space="preserve">H2 contrastada en 2035; 2031 se informa; si se cumple en una medida o escenario y no en los otros, parcialmente respaldada.</w:t>
+            </w:r>
+          </w:p>
+        </w:tc>
+        <w:tc>
+          <w:tcPr/>
+          <w:p>
+            <w:pPr>
+              <w:pStyle w:val="Compact"/>
+              <w:jc w:val="left"/>
+            </w:pPr>
+            <w:r>
+              <w:rPr>
+                <w:rFonts w:ascii="Calibri" w:hAnsi="Calibri"/>
+                <w:sz w:val="20"/>
+              </w:rPr>
+              <w:t xml:space="preserve">El efecto de una tasa más alta se acumula; la regla de respaldo parcial queda escrita en la Tabla 4.4.</w:t>
             </w:r>
           </w:p>
         </w:tc>
@@ -1490,6 +1548,7 @@
           <w:p>
             <w:pPr>
               <w:pStyle w:val="Compact"/>
+              <w:jc w:val="left"/>
             </w:pPr>
             <w:r>
               <w:rPr>
@@ -1505,6 +1564,7 @@
           <w:p>
             <w:pPr>
               <w:pStyle w:val="Compact"/>
+              <w:jc w:val="left"/>
             </w:pPr>
             <w:r>
               <w:rPr>
@@ -1525,7 +1585,21 @@
                 <w:rFonts w:ascii="Calibri" w:hAnsi="Calibri"/>
                 <w:sz w:val="20"/>
               </w:rPr>
-              <w:t xml:space="preserve">“Probabilidad de no estabilización de la deuda pública argentina, 2026-2035: un modelo SVARX con determinantes macroeconómicos y política monetaria de Estados Unidos”</w:t>
+              <w:t xml:space="preserve">“</w:t>
+            </w:r>
+            <w:r>
+              <w:rPr>
+                <w:rFonts w:ascii="Calibri" w:hAnsi="Calibri"/>
+                <w:sz w:val="20"/>
+              </w:rPr>
+              <w:t xml:space="preserve">Probabilidad de no estabilización de la deuda pública argentina, 2026-2035: un modelo SVARX con determinantes macroeconómicos y política monetaria de Estados Unidos</w:t>
+            </w:r>
+            <w:r>
+              <w:rPr>
+                <w:rFonts w:ascii="Calibri" w:hAnsi="Calibri"/>
+                <w:sz w:val="20"/>
+              </w:rPr>
+              <w:t xml:space="preserve">”</w:t>
             </w:r>
             <w:r>
               <w:rPr>
@@ -1541,6 +1615,7 @@
           <w:p>
             <w:pPr>
               <w:pStyle w:val="Compact"/>
+              <w:jc w:val="left"/>
             </w:pPr>
             <w:r>
               <w:rPr>
@@ -1558,6 +1633,7 @@
           <w:p>
             <w:pPr>
               <w:pStyle w:val="Compact"/>
+              <w:jc w:val="left"/>
             </w:pPr>
             <w:r>
               <w:rPr>
@@ -1573,21 +1649,23 @@
           <w:p>
             <w:pPr>
               <w:pStyle w:val="Compact"/>
-            </w:pPr>
-            <w:r>
-              <w:rPr>
-                <w:rFonts w:ascii="Calibri" w:hAnsi="Calibri"/>
-                <w:sz w:val="20"/>
-              </w:rPr>
-              <w:t xml:space="preserve">Tabla completa de robustez al Apéndice (A.9); ejes 2, 3 y 8 de Antecedentes reducidos.</w:t>
-            </w:r>
-          </w:p>
-        </w:tc>
-        <w:tc>
-          <w:tcPr/>
-          <w:p>
-            <w:pPr>
-              <w:pStyle w:val="Compact"/>
+              <w:jc w:val="left"/>
+            </w:pPr>
+            <w:r>
+              <w:rPr>
+                <w:rFonts w:ascii="Calibri" w:hAnsi="Calibri"/>
+                <w:sz w:val="20"/>
+              </w:rPr>
+              <w:t xml:space="preserve">Tabla completa de robustez al Apéndice (A.10); ejes 2, 3 y 8 de Antecedentes reducidos.</w:t>
+            </w:r>
+          </w:p>
+        </w:tc>
+        <w:tc>
+          <w:tcPr/>
+          <w:p>
+            <w:pPr>
+              <w:pStyle w:val="Compact"/>
+              <w:jc w:val="left"/>
             </w:pPr>
             <w:r>
               <w:rPr>
@@ -1595,6 +1673,106 @@
                 <w:sz w:val="20"/>
               </w:rPr>
               <w:t xml:space="preserve">Extensión.</w:t>
+            </w:r>
+          </w:p>
+        </w:tc>
+      </w:tr>
+      <w:tr>
+        <w:tc>
+          <w:tcPr/>
+          <w:p>
+            <w:pPr>
+              <w:pStyle w:val="Compact"/>
+              <w:jc w:val="left"/>
+            </w:pPr>
+            <w:r>
+              <w:rPr>
+                <w:rFonts w:ascii="Calibri" w:hAnsi="Calibri"/>
+                <w:sz w:val="20"/>
+              </w:rPr>
+              <w:t xml:space="preserve">D15</w:t>
+            </w:r>
+          </w:p>
+        </w:tc>
+        <w:tc>
+          <w:tcPr/>
+          <w:p>
+            <w:pPr>
+              <w:pStyle w:val="Compact"/>
+              <w:jc w:val="left"/>
+            </w:pPr>
+            <w:r>
+              <w:rPr>
+                <w:rFonts w:ascii="Calibri" w:hAnsi="Calibri"/>
+                <w:sz w:val="20"/>
+              </w:rPr>
+              <w:t xml:space="preserve">Siete binarias por mandato presidencial en la especificación principal, con Menem como referencia; la variante sin ellas como robustez. Deuda consolidada estimada desde 2002, como extensión exploratoria.</w:t>
+            </w:r>
+          </w:p>
+        </w:tc>
+        <w:tc>
+          <w:tcPr/>
+          <w:p>
+            <w:pPr>
+              <w:pStyle w:val="Compact"/>
+              <w:jc w:val="left"/>
+            </w:pPr>
+            <w:r>
+              <w:rPr>
+                <w:rFonts w:ascii="Calibri" w:hAnsi="Calibri"/>
+                <w:sz w:val="20"/>
+              </w:rPr>
+              <w:t xml:space="preserve">Pedido del equipo (A4 y A5). Wald y razón de verosimilitud rechazan que las binarias no importen. Antes de 2002 la consolidación no tiene fundamento en el criterio del FMI.</w:t>
+            </w:r>
+          </w:p>
+        </w:tc>
+      </w:tr>
+      <w:tr>
+        <w:tc>
+          <w:tcPr/>
+          <w:p>
+            <w:pPr>
+              <w:pStyle w:val="Compact"/>
+              <w:jc w:val="left"/>
+            </w:pPr>
+            <w:r>
+              <w:rPr>
+                <w:rFonts w:ascii="Calibri" w:hAnsi="Calibri"/>
+                <w:sz w:val="20"/>
+              </w:rPr>
+              <w:t xml:space="preserve">D16</w:t>
+            </w:r>
+          </w:p>
+        </w:tc>
+        <w:tc>
+          <w:tcPr/>
+          <w:p>
+            <w:pPr>
+              <w:pStyle w:val="Compact"/>
+              <w:jc w:val="left"/>
+            </w:pPr>
+            <w:r>
+              <w:rPr>
+                <w:rFonts w:ascii="Calibri" w:hAnsi="Calibri"/>
+                <w:sz w:val="20"/>
+              </w:rPr>
+              <w:t xml:space="preserve">Dos métricas de no estabilización con el mismo peso: la anual de la tesis y la definición operativa del FMI (FMI, 2022, recuadro 3).</w:t>
+            </w:r>
+          </w:p>
+        </w:tc>
+        <w:tc>
+          <w:tcPr/>
+          <w:p>
+            <w:pPr>
+              <w:pStyle w:val="Compact"/>
+              <w:jc w:val="left"/>
+            </w:pPr>
+            <w:r>
+              <w:rPr>
+                <w:rFonts w:ascii="Calibri" w:hAnsi="Calibri"/>
+                <w:sz w:val="20"/>
+              </w:rPr>
+              <w:t xml:space="preserve">La tesis decía usar la misma métrica que el FMI y no era así. Con la del FMI, H1b y H1a (ii) no se cumplen. Cuál es la principal queda para el grupo y Pablo.</w:t>
             </w:r>
           </w:p>
         </w:tc>
@@ -1612,8 +1790,8 @@
       </w:r>
       <w:r>
         <w:rPr>
+          <w:iCs/>
           <w:i/>
-          <w:iCs/>
         </w:rPr>
         <w:t xml:space="preserve">shock</w:t>
       </w:r>
@@ -1624,8 +1802,8 @@
         <w:t xml:space="preserve">con justificación escrita; la identificación principal con restricciones de impacto en la línea de Blanchard y Perotti (2002) para el bloque fiscal y de actividad, con un bloque cambiario y de riesgo (EMBI y TCRM) identificado en conjunto, y dos ordenamientos de Cholesky (resultado primario primero y resultado primario último) como robustez.</w:t>
       </w:r>
     </w:p>
-    <w:bookmarkEnd w:id="12"/>
-    <w:bookmarkStart w:id="19" w:name="etapas"/>
+    <w:bookmarkEnd w:id="23"/>
+    <w:bookmarkStart w:id="30" w:name="etapas"/>
     <w:p>
       <w:pPr>
         <w:pStyle w:val="Heading2"/>
@@ -1646,8 +1824,8 @@
       </w:r>
       <w:r>
         <w:rPr>
+          <w:bCs/>
           <w:b/>
-          <w:bCs/>
         </w:rPr>
         <w:t xml:space="preserve">hecho</w:t>
       </w:r>
@@ -1659,8 +1837,8 @@
       </w:r>
       <w:r>
         <w:rPr>
+          <w:bCs/>
           <w:b/>
-          <w:bCs/>
         </w:rPr>
         <w:t xml:space="preserve">en curso</w:t>
       </w:r>
@@ -1675,8 +1853,8 @@
       </w:r>
       <w:r>
         <w:rPr>
+          <w:bCs/>
           <w:b/>
-          <w:bCs/>
         </w:rPr>
         <w:t xml:space="preserve">pendiente</w:t>
       </w:r>
@@ -1684,7 +1862,7 @@
         <w:t xml:space="preserve">.</w:t>
       </w:r>
     </w:p>
-    <w:bookmarkStart w:id="13" w:name="X653ab6a61b7e61932b5bff6648930e6bd06af6a"/>
+    <w:bookmarkStart w:id="24" w:name="X653ab6a61b7e61932b5bff6648930e6bd06af6a"/>
     <w:p>
       <w:pPr>
         <w:pStyle w:val="Heading3"/>
@@ -1695,18 +1873,18 @@
     </w:p>
     <w:p>
       <w:pPr>
-        <w:pStyle w:val="Compact"/>
         <w:numPr>
           <w:ilvl w:val="0"/>
           <w:numId w:val="1002"/>
         </w:numPr>
+        <w:pStyle w:val="Compact"/>
       </w:pPr>
       <w:r>
         <w:t xml:space="preserve">Introducción reescrita con el perímetro de D1 y los criterios de D10 a D12. Antecedentes con los ejes 2, 3 y 8 reducidos (D14).</w:t>
       </w:r>
     </w:p>
-    <w:bookmarkEnd w:id="13"/>
-    <w:bookmarkStart w:id="14" w:name="etapa-2.-datos-hecha"/>
+    <w:bookmarkEnd w:id="24"/>
+    <w:bookmarkStart w:id="25" w:name="etapa-2.-datos-hecha"/>
     <w:p>
       <w:pPr>
         <w:pStyle w:val="Heading3"/>
@@ -1717,18 +1895,18 @@
     </w:p>
     <w:p>
       <w:pPr>
-        <w:pStyle w:val="Compact"/>
         <w:numPr>
           <w:ilvl w:val="0"/>
           <w:numId w:val="1003"/>
         </w:numPr>
+        <w:pStyle w:val="Compact"/>
       </w:pPr>
       <w:r>
         <w:t xml:space="preserve">Series de 1996-2025 con fuentes publicadas (MECON, BCRA, INDEC, FRED, BIS y Ámbito Financiero para el EMBI), con los empalmes del EMBI de 1996T1-1998T3 y del TCRM de 1996. Se eliminaron los valores del EMBI de 1993-1998 escritos a mano de la base anterior. Deuda federal bruta y deuda consolidada con el BCRA. Resultado primario sin rentas de la propiedad para los dos perímetros (D4).</w:t>
       </w:r>
     </w:p>
-    <w:bookmarkEnd w:id="14"/>
-    <w:bookmarkStart w:id="15" w:name="etapa-3.-metodología-y-estimación-hecha"/>
+    <w:bookmarkEnd w:id="25"/>
+    <w:bookmarkStart w:id="26" w:name="etapa-3.-metodología-y-estimación-hecha"/>
     <w:p>
       <w:pPr>
         <w:pStyle w:val="Heading3"/>
@@ -1739,18 +1917,18 @@
     </w:p>
     <w:p>
       <w:pPr>
-        <w:pStyle w:val="Compact"/>
         <w:numPr>
           <w:ilvl w:val="0"/>
           <w:numId w:val="1004"/>
         </w:numPr>
-      </w:pPr>
-      <w:r>
-        <w:t xml:space="preserve">SVARX con 2 rezagos, ecuaciones estimadas con 1998T2-2025T4, autovalor máximo 0,896. Reacción fiscal de impacto 0,0576 [0,0220; 0,0822] y de largo plazo 0,199 [0,112; 0,328]. Residuos sin autocorrelación (Portmanteau p = 0,056).</w:t>
-      </w:r>
-    </w:p>
-    <w:bookmarkEnd w:id="15"/>
-    <w:bookmarkStart w:id="16" w:name="etapa-4.-simulación-y-contrastes-hecha"/>
+        <w:pStyle w:val="Compact"/>
+      </w:pPr>
+      <w:r>
+        <w:t xml:space="preserve">SVARX con 2 rezagos, binarias presidenciales y de quiebre, ecuaciones estimadas con 1998T2-2025T4, autovalor máximo 0,776. Reacción fiscal de impacto 0,0466 [0,0231; 0,0835] y de largo plazo 0,079 [0,062; 0,147]. Autocorrelación residual leve (Portmanteau p = 0,031), declarada como limitación.</w:t>
+      </w:r>
+    </w:p>
+    <w:bookmarkEnd w:id="26"/>
+    <w:bookmarkStart w:id="27" w:name="etapa-4.-simulación-y-contrastes-hecha"/>
     <w:p>
       <w:pPr>
         <w:pStyle w:val="Heading3"/>
@@ -1761,64 +1939,64 @@
     </w:p>
     <w:p>
       <w:pPr>
-        <w:pStyle w:val="Compact"/>
         <w:numPr>
           <w:ilvl w:val="0"/>
           <w:numId w:val="1005"/>
         </w:numPr>
-      </w:pPr>
-      <w:r>
-        <w:t xml:space="preserve">H1a respaldada con su criterio original: 78,3 puntos [57,3; 87,9], en las 20 especificaciones. Complemento descriptivo: con el resultado primario en su máximo de 1996-2025 (3,29% del PIB) todos los años, la probabilidad en 2031 es 26,1%; llevarla al 1% exige sumar 8,00 puntos al resultado primario del escenario.</w:t>
-      </w:r>
-    </w:p>
-    <w:p>
-      <w:pPr>
         <w:pStyle w:val="Compact"/>
+      </w:pPr>
+      <w:r>
+        <w:t xml:space="preserve">H1a respaldada en sus dos condiciones: (i) 96,8 puntos [90,8; 99,8], en las 21 especificaciones (77,9 sin binarias presidenciales); (ii) con el resultado primario de 2031 en su máximo de 1996-2025 (3,29% del PIB), la probabilidad en 2031 es 23,0%; llevarla al 1% exige sumar 7,25 puntos al resultado primario del escenario.</w:t>
+      </w:r>
+    </w:p>
+    <w:p>
+      <w:pPr>
         <w:numPr>
           <w:ilvl w:val="0"/>
           <w:numId w:val="1005"/>
         </w:numPr>
-      </w:pPr>
-      <w:r>
-        <w:t xml:space="preserve">H1b respaldada: 31,8% [25,2; 36,4] en 2031 y 31,0% [26,8; 35,6] en 2035, contra 1% y menos de 3% del FMI, en las 20 especificaciones.</w:t>
-      </w:r>
-    </w:p>
-    <w:p>
-      <w:pPr>
         <w:pStyle w:val="Compact"/>
+      </w:pPr>
+      <w:r>
+        <w:t xml:space="preserve">H1b respaldada: 27,7% [20,6; 34,7] en 2031 y 29,0% [25,0; 36,1] en 2035, contra 1% y menos de 3% del FMI, en las 21 especificaciones.</w:t>
+      </w:r>
+    </w:p>
+    <w:p>
+      <w:pPr>
         <w:numPr>
           <w:ilvl w:val="0"/>
           <w:numId w:val="1005"/>
         </w:numPr>
-      </w:pPr>
-      <w:r>
-        <w:t xml:space="preserve">H2 respaldada en el efecto de la senda 2022-2025 sobre la probabilidad (+9,7 puntos en 2035 [4,2; 16,0]), que es robusto. El efecto sobre la deuda (+9,0 [0,3; 16,2]) y el del desvío estándar sobre la probabilidad (+1,1 [0,2; 1,9]) no resisten Bonferroni. El 96% del efecto sobre la deuda es el costo directo de la deuda en dólares.</w:t>
-      </w:r>
-    </w:p>
-    <w:p>
-      <w:pPr>
         <w:pStyle w:val="Compact"/>
+      </w:pPr>
+      <w:r>
+        <w:t xml:space="preserve">H2 parcialmente respaldada: el efecto de la senda 2022-2025 sobre la probabilidad (+18,4 puntos en 2035 [6,3; 29,1]) es robusto; el efecto sobre la deuda (+19,3 [-0,3; 31,3]) incluye el cero. El 77% del efecto sobre la deuda es el costo directo de la deuda en dólares. Sin binarias presidenciales el efecto de la senda es de 9,7 puntos.</w:t>
+      </w:r>
+    </w:p>
+    <w:p>
+      <w:pPr>
         <w:numPr>
           <w:ilvl w:val="0"/>
           <w:numId w:val="1005"/>
         </w:numPr>
-      </w:pPr>
-      <w:r>
-        <w:t xml:space="preserve">Variante sin empalme (datos desde 1999): 32,4% [26,6; 37,0] en 2031; H1a y H2 no cambian.</w:t>
-      </w:r>
-    </w:p>
-    <w:p>
-      <w:pPr>
         <w:pStyle w:val="Compact"/>
+      </w:pPr>
+      <w:r>
+        <w:t xml:space="preserve">Variante sin empalme (datos desde 1999): 29,5% [22,5; 36,7] en 2031; H1a y H2 no cambian.</w:t>
+      </w:r>
+    </w:p>
+    <w:p>
+      <w:pPr>
         <w:numPr>
           <w:ilvl w:val="0"/>
           <w:numId w:val="1005"/>
         </w:numPr>
+        <w:pStyle w:val="Compact"/>
       </w:pPr>
       <w:r>
         <w:rPr>
+          <w:iCs/>
           <w:i/>
-          <w:iCs/>
         </w:rPr>
         <w:t xml:space="preserve">Shocks</w:t>
       </w:r>
@@ -1829,26 +2007,38 @@
         <w:t xml:space="preserve">a la manera del FMI sobre la deuda federal bruta: 24,1% en 2031, con un ancho del abanico de 148,4.</w:t>
       </w:r>
     </w:p>
-    <w:bookmarkEnd w:id="16"/>
-    <w:bookmarkStart w:id="17" w:name="etapa-5.-redacción-en-curso"/>
+    <w:p>
+      <w:pPr>
+        <w:numPr>
+          <w:ilvl w:val="0"/>
+          <w:numId w:val="1005"/>
+        </w:numPr>
+        <w:pStyle w:val="Compact"/>
+      </w:pPr>
+      <w:r>
+        <w:t xml:space="preserve">Extensión consolidada (desde 2002): 31,1% en 2031, exploratoria.</w:t>
+      </w:r>
+    </w:p>
+    <w:bookmarkEnd w:id="27"/>
+    <w:bookmarkStart w:id="28" w:name="etapa-5.-redacción-hecha"/>
     <w:p>
       <w:pPr>
         <w:pStyle w:val="Heading3"/>
       </w:pPr>
       <w:r>
-        <w:t xml:space="preserve">Etapa 5. Redacción (en curso)</w:t>
-      </w:r>
-    </w:p>
-    <w:p>
-      <w:pPr>
-        <w:pStyle w:val="Compact"/>
+        <w:t xml:space="preserve">Etapa 5. Redacción (hecha)</w:t>
+      </w:r>
+    </w:p>
+    <w:p>
+      <w:pPr>
         <w:numPr>
           <w:ilvl w:val="0"/>
           <w:numId w:val="1006"/>
         </w:numPr>
-      </w:pPr>
-      <w:r>
-        <w:t xml:space="preserve">Documentos del grupo actualizados con la ventana 1996-2025 y los números nuevos (17/10/2026). Capítulos y Apéndice en actualización; el control</w:t>
+        <w:pStyle w:val="Compact"/>
+      </w:pPr>
+      <w:r>
+        <w:t xml:space="preserve">Capítulos, Apéndice y documentos del grupo con los números de la versión final. El control</w:t>
       </w:r>
       <w:r>
         <w:t xml:space="preserve"> </w:t>
@@ -1863,11 +2053,11 @@
         <w:t xml:space="preserve"> </w:t>
       </w:r>
       <w:r>
-        <w:t xml:space="preserve">tiene que terminar sin problemas antes de cerrar.</w:t>
-      </w:r>
-    </w:p>
-    <w:bookmarkEnd w:id="17"/>
-    <w:bookmarkStart w:id="18" w:name="etapa-6.-validación-y-entrega-en-curso"/>
+        <w:t xml:space="preserve">y las pruebas automáticas terminan sin problemas.</w:t>
+      </w:r>
+    </w:p>
+    <w:bookmarkEnd w:id="28"/>
+    <w:bookmarkStart w:id="29" w:name="etapa-6.-validación-y-entrega-en-curso"/>
     <w:p>
       <w:pPr>
         <w:pStyle w:val="Heading3"/>
@@ -1878,42 +2068,42 @@
     </w:p>
     <w:p>
       <w:pPr>
-        <w:pStyle w:val="Compact"/>
         <w:numPr>
           <w:ilvl w:val="0"/>
           <w:numId w:val="1007"/>
         </w:numPr>
-      </w:pPr>
-      <w:r>
-        <w:t xml:space="preserve">Validación del grupo y del director, control de extensión y pasaje al formato final.</w:t>
-      </w:r>
-    </w:p>
-    <w:bookmarkEnd w:id="18"/>
-    <w:bookmarkEnd w:id="19"/>
-    <w:bookmarkStart w:id="24" w:name="qué-falta-actualizado-el-17102026"/>
+        <w:pStyle w:val="Compact"/>
+      </w:pPr>
+      <w:r>
+        <w:t xml:space="preserve">Validación del grupo y del director, y entrega.</w:t>
+      </w:r>
+    </w:p>
+    <w:bookmarkEnd w:id="29"/>
+    <w:bookmarkEnd w:id="30"/>
+    <w:bookmarkStart w:id="35" w:name="qué-falta-actualizado-el-19102026"/>
     <w:p>
       <w:pPr>
         <w:pStyle w:val="Heading2"/>
       </w:pPr>
       <w:r>
-        <w:t xml:space="preserve">5. Qué falta (actualizado el 17/10/2026)</w:t>
-      </w:r>
-    </w:p>
-    <w:bookmarkStart w:id="20" w:name="validación-del-grupo"/>
+        <w:t xml:space="preserve">5. Qué falta (actualizado el 19/10/2026)</w:t>
+      </w:r>
+    </w:p>
+    <w:bookmarkStart w:id="31" w:name="validación-del-grupo-y-del-director"/>
     <w:p>
       <w:pPr>
         <w:pStyle w:val="Heading3"/>
       </w:pPr>
       <w:r>
-        <w:t xml:space="preserve">5.1 Validación del grupo</w:t>
+        <w:t xml:space="preserve">5.1 Validación del grupo y del director</w:t>
       </w:r>
     </w:p>
     <w:tbl>
       <w:tblPr>
         <w:tblStyle w:val="Table"/>
         <w:tblW w:type="pct" w:w="5000"/>
-        <w:tblLayout w:type="fixed"/>
         <w:tblLook w:firstRow="1" w:lastRow="0" w:firstColumn="0" w:lastColumn="0" w:noHBand="0" w:noVBand="0" w:val="0020"/>
+        <w:jc w:val="start"/>
         <w:tblBorders>
           <w:top w:val="single" w:sz="4" w:color="808080"/>
           <w:left w:val="single" w:sz="4" w:color="808080"/>
@@ -1929,13 +2119,14 @@
       </w:tblGrid>
       <w:tr>
         <w:trPr>
-          <w:tblHeader w:val="on"/>
+          <w:tblHeader w:val="true"/>
         </w:trPr>
         <w:tc>
           <w:tcPr/>
           <w:p>
             <w:pPr>
               <w:pStyle w:val="Compact"/>
+              <w:jc w:val="left"/>
             </w:pPr>
             <w:r>
               <w:rPr>
@@ -1951,6 +2142,7 @@
           <w:p>
             <w:pPr>
               <w:pStyle w:val="Compact"/>
+              <w:jc w:val="left"/>
             </w:pPr>
             <w:r>
               <w:rPr>
@@ -1968,6 +2160,7 @@
           <w:p>
             <w:pPr>
               <w:pStyle w:val="Compact"/>
+              <w:jc w:val="left"/>
             </w:pPr>
             <w:r>
               <w:rPr>
@@ -1983,6 +2176,7 @@
           <w:p>
             <w:pPr>
               <w:pStyle w:val="Compact"/>
+              <w:jc w:val="left"/>
             </w:pPr>
             <w:r>
               <w:rPr>
@@ -2000,6 +2194,7 @@
           <w:p>
             <w:pPr>
               <w:pStyle w:val="Compact"/>
+              <w:jc w:val="left"/>
             </w:pPr>
             <w:r>
               <w:rPr>
@@ -2015,6 +2210,7 @@
           <w:p>
             <w:pPr>
               <w:pStyle w:val="Compact"/>
+              <w:jc w:val="left"/>
             </w:pPr>
             <w:r>
               <w:rPr>
@@ -2032,6 +2228,41 @@
           <w:p>
             <w:pPr>
               <w:pStyle w:val="Compact"/>
+              <w:jc w:val="left"/>
+            </w:pPr>
+            <w:r>
+              <w:rPr>
+                <w:rFonts w:ascii="Calibri" w:hAnsi="Calibri"/>
+                <w:sz w:val="20"/>
+              </w:rPr>
+              <w:t xml:space="preserve">D10: H1a con dos condiciones</w:t>
+            </w:r>
+          </w:p>
+        </w:tc>
+        <w:tc>
+          <w:tcPr/>
+          <w:p>
+            <w:pPr>
+              <w:pStyle w:val="Compact"/>
+              <w:jc w:val="left"/>
+            </w:pPr>
+            <w:r>
+              <w:rPr>
+                <w:rFonts w:ascii="Calibri" w:hAnsi="Calibri"/>
+                <w:sz w:val="20"/>
+              </w:rPr>
+              <w:t xml:space="preserve">Pendiente (Pablo)</w:t>
+            </w:r>
+          </w:p>
+        </w:tc>
+      </w:tr>
+      <w:tr>
+        <w:tc>
+          <w:tcPr/>
+          <w:p>
+            <w:pPr>
+              <w:pStyle w:val="Compact"/>
+              <w:jc w:val="left"/>
             </w:pPr>
             <w:r>
               <w:rPr>
@@ -2047,6 +2278,7 @@
           <w:p>
             <w:pPr>
               <w:pStyle w:val="Compact"/>
+              <w:jc w:val="left"/>
             </w:pPr>
             <w:r>
               <w:rPr>
@@ -2054,13 +2286,85 @@
                 <w:sz w:val="20"/>
               </w:rPr>
               <w:t xml:space="preserve">Pendiente</w:t>
+            </w:r>
+          </w:p>
+        </w:tc>
+      </w:tr>
+      <w:tr>
+        <w:tc>
+          <w:tcPr/>
+          <w:p>
+            <w:pPr>
+              <w:pStyle w:val="Compact"/>
+              <w:jc w:val="left"/>
+            </w:pPr>
+            <w:r>
+              <w:rPr>
+                <w:rFonts w:ascii="Calibri" w:hAnsi="Calibri"/>
+                <w:sz w:val="20"/>
+              </w:rPr>
+              <w:t xml:space="preserve">D15: binarias presidenciales en la especificación principal</w:t>
+            </w:r>
+          </w:p>
+        </w:tc>
+        <w:tc>
+          <w:tcPr/>
+          <w:p>
+            <w:pPr>
+              <w:pStyle w:val="Compact"/>
+              <w:jc w:val="left"/>
+            </w:pPr>
+            <w:r>
+              <w:rPr>
+                <w:rFonts w:ascii="Calibri" w:hAnsi="Calibri"/>
+                <w:sz w:val="20"/>
+              </w:rPr>
+              <w:t xml:space="preserve">Pendiente (Pablo)</w:t>
+            </w:r>
+          </w:p>
+        </w:tc>
+      </w:tr>
+      <w:tr>
+        <w:tc>
+          <w:tcPr/>
+          <w:p>
+            <w:pPr>
+              <w:pStyle w:val="Compact"/>
+              <w:jc w:val="left"/>
+            </w:pPr>
+            <w:r>
+              <w:rPr>
+                <w:bCs/>
+                <w:rFonts w:ascii="Calibri" w:hAnsi="Calibri"/>
+                <w:b/>
+                <w:sz w:val="20"/>
+              </w:rPr>
+              <w:t xml:space="preserve">D16: métrica principal (anual, definición del FMI o las dos con el mismo peso)</w:t>
+            </w:r>
+          </w:p>
+        </w:tc>
+        <w:tc>
+          <w:tcPr/>
+          <w:p>
+            <w:pPr>
+              <w:pStyle w:val="Compact"/>
+              <w:jc w:val="left"/>
+            </w:pPr>
+            <w:r>
+              <w:rPr>
+                <w:bCs/>
+                <w:rFonts w:ascii="Calibri" w:hAnsi="Calibri"/>
+                <w:b/>
+                <w:sz w:val="20"/>
+              </w:rPr>
+              <w:t xml:space="preserve">Pendiente (grupo y Pablo). Es la decisión más importante antes de la defensa: cambia el veredicto de H1b.</w:t>
             </w:r>
           </w:p>
         </w:tc>
       </w:tr>
     </w:tbl>
-    <w:bookmarkEnd w:id="20"/>
-    <w:bookmarkStart w:id="21" w:name="informes-del-fgs"/>
+    <w:bookmarkEnd w:id="31"/>
+    <w:bookmarkStart w:id="32" w:name="informes-del-fgs"/>
     <w:p>
       <w:pPr>
         <w:pStyle w:val="Heading3"/>
@@ -2073,8 +2377,8 @@
       <w:tblPr>
         <w:tblStyle w:val="Table"/>
         <w:tblW w:type="pct" w:w="5000"/>
-        <w:tblLayout w:type="fixed"/>
         <w:tblLook w:firstRow="1" w:lastRow="0" w:firstColumn="0" w:lastColumn="0" w:noHBand="0" w:noVBand="0" w:val="0020"/>
+        <w:jc w:val="start"/>
         <w:tblBorders>
           <w:top w:val="single" w:sz="4" w:color="808080"/>
           <w:left w:val="single" w:sz="4" w:color="808080"/>
@@ -2092,13 +2396,14 @@
       </w:tblGrid>
       <w:tr>
         <w:trPr>
-          <w:tblHeader w:val="on"/>
+          <w:tblHeader w:val="true"/>
         </w:trPr>
         <w:tc>
           <w:tcPr/>
           <w:p>
             <w:pPr>
               <w:pStyle w:val="Compact"/>
+              <w:jc w:val="left"/>
             </w:pPr>
             <w:r>
               <w:rPr>
@@ -2114,6 +2419,7 @@
           <w:p>
             <w:pPr>
               <w:pStyle w:val="Compact"/>
+              <w:jc w:val="left"/>
             </w:pPr>
             <w:r>
               <w:rPr>
@@ -2129,6 +2435,7 @@
           <w:p>
             <w:pPr>
               <w:pStyle w:val="Compact"/>
+              <w:jc w:val="left"/>
             </w:pPr>
             <w:r>
               <w:rPr>
@@ -2144,6 +2451,7 @@
           <w:p>
             <w:pPr>
               <w:pStyle w:val="Compact"/>
+              <w:jc w:val="left"/>
             </w:pPr>
             <w:r>
               <w:rPr>
@@ -2161,6 +2469,7 @@
           <w:p>
             <w:pPr>
               <w:pStyle w:val="Compact"/>
+              <w:jc w:val="left"/>
             </w:pPr>
             <w:r>
               <w:rPr>
@@ -2176,6 +2485,7 @@
           <w:p>
             <w:pPr>
               <w:pStyle w:val="Compact"/>
+              <w:jc w:val="left"/>
             </w:pPr>
             <w:r>
               <w:rPr>
@@ -2193,9 +2503,9 @@
             </w:r>
             <w:r>
               <w:rPr>
+                <w:iCs/>
                 <w:rFonts w:ascii="Calibri" w:hAnsi="Calibri"/>
                 <w:i/>
-                <w:iCs/>
                 <w:sz w:val="20"/>
               </w:rPr>
               <w:t xml:space="preserve">stock</w:t>
@@ -2221,6 +2531,7 @@
           <w:p>
             <w:pPr>
               <w:pStyle w:val="Compact"/>
+              <w:jc w:val="left"/>
             </w:pPr>
             <w:r>
               <w:rPr>
@@ -2263,7 +2574,21 @@
                 <w:rFonts w:ascii="Calibri" w:hAnsi="Calibri"/>
                 <w:sz w:val="20"/>
               </w:rPr>
-              <w:t xml:space="preserve">“Títulos Públicos Nacionales”</w:t>
+              <w:t xml:space="preserve">“</w:t>
+            </w:r>
+            <w:r>
+              <w:rPr>
+                <w:rFonts w:ascii="Calibri" w:hAnsi="Calibri"/>
+                <w:sz w:val="20"/>
+              </w:rPr>
+              <w:t xml:space="preserve">Títulos Públicos Nacionales</w:t>
+            </w:r>
+            <w:r>
+              <w:rPr>
+                <w:rFonts w:ascii="Calibri" w:hAnsi="Calibri"/>
+                <w:sz w:val="20"/>
+              </w:rPr>
+              <w:t xml:space="preserve">”</w:t>
             </w:r>
             <w:r>
               <w:rPr>
@@ -2315,13 +2640,14 @@
           <w:p>
             <w:pPr>
               <w:pStyle w:val="Compact"/>
-            </w:pPr>
-            <w:r>
-              <w:rPr>
-                <w:rFonts w:ascii="Calibri" w:hAnsi="Calibri"/>
-                <w:sz w:val="20"/>
-              </w:rPr>
-              <w:t xml:space="preserve">Pendiente: bajar a mano</w:t>
+              <w:jc w:val="left"/>
+            </w:pPr>
+            <w:r>
+              <w:rPr>
+                <w:rFonts w:ascii="Calibri" w:hAnsi="Calibri"/>
+                <w:sz w:val="20"/>
+              </w:rPr>
+              <w:t xml:space="preserve">Opcional: bajar a mano</w:t>
             </w:r>
           </w:p>
         </w:tc>
@@ -2332,6 +2658,7 @@
           <w:p>
             <w:pPr>
               <w:pStyle w:val="Compact"/>
+              <w:jc w:val="left"/>
             </w:pPr>
             <w:r>
               <w:rPr>
@@ -2347,6 +2674,7 @@
           <w:p>
             <w:pPr>
               <w:pStyle w:val="Compact"/>
+              <w:jc w:val="left"/>
             </w:pPr>
             <w:r>
               <w:rPr>
@@ -2362,6 +2690,7 @@
           <w:p>
             <w:pPr>
               <w:pStyle w:val="Compact"/>
+              <w:jc w:val="left"/>
             </w:pPr>
             <w:r>
               <w:rPr>
@@ -2421,6 +2750,7 @@
           <w:p>
             <w:pPr>
               <w:pStyle w:val="Compact"/>
+              <w:jc w:val="left"/>
             </w:pPr>
             <w:r>
               <w:rPr>
@@ -2433,8 +2763,8 @@
         </w:tc>
       </w:tr>
     </w:tbl>
-    <w:bookmarkEnd w:id="21"/>
-    <w:bookmarkStart w:id="22" w:name="control-final-de-extensión"/>
+    <w:bookmarkEnd w:id="32"/>
+    <w:bookmarkStart w:id="33" w:name="control-final-de-extensión"/>
     <w:p>
       <w:pPr>
         <w:pStyle w:val="Heading3"/>
@@ -2445,18 +2775,18 @@
     </w:p>
     <w:p>
       <w:pPr>
-        <w:pStyle w:val="Compact"/>
         <w:numPr>
           <w:ilvl w:val="0"/>
           <w:numId w:val="1008"/>
         </w:numPr>
+        <w:pStyle w:val="Compact"/>
       </w:pPr>
       <w:r>
         <w:t xml:space="preserve">Contar las páginas del texto reescrito. Si supera unas 60, acordar en el grupo qué se recorta. La tabla completa de robustez ya pasó al Apéndice y los ejes 2, 3 y 8 de Antecedentes ya se redujeron (D14).</w:t>
       </w:r>
     </w:p>
-    <w:bookmarkEnd w:id="22"/>
-    <w:bookmarkStart w:id="23" w:name="Xf62d34386df59d6e7b83021b167ba9e7ac6ef10"/>
+    <w:bookmarkEnd w:id="33"/>
+    <w:bookmarkStart w:id="34" w:name="Xf62d34386df59d6e7b83021b167ba9e7ac6ef10"/>
     <w:p>
       <w:pPr>
         <w:pStyle w:val="Heading3"/>
@@ -2469,8 +2799,8 @@
       <w:tblPr>
         <w:tblStyle w:val="Table"/>
         <w:tblW w:type="pct" w:w="5000"/>
-        <w:tblLayout w:type="fixed"/>
         <w:tblLook w:firstRow="1" w:lastRow="0" w:firstColumn="0" w:lastColumn="0" w:noHBand="0" w:noVBand="0" w:val="0020"/>
+        <w:jc w:val="start"/>
         <w:tblBorders>
           <w:top w:val="single" w:sz="4" w:color="808080"/>
           <w:left w:val="single" w:sz="4" w:color="808080"/>
@@ -2486,13 +2816,14 @@
       </w:tblGrid>
       <w:tr>
         <w:trPr>
-          <w:tblHeader w:val="on"/>
+          <w:tblHeader w:val="true"/>
         </w:trPr>
         <w:tc>
           <w:tcPr/>
           <w:p>
             <w:pPr>
               <w:pStyle w:val="Compact"/>
+              <w:jc w:val="left"/>
             </w:pPr>
             <w:r>
               <w:rPr>
@@ -2508,6 +2839,7 @@
           <w:p>
             <w:pPr>
               <w:pStyle w:val="Compact"/>
+              <w:jc w:val="left"/>
             </w:pPr>
             <w:r>
               <w:rPr>
@@ -2525,6 +2857,7 @@
           <w:p>
             <w:pPr>
               <w:pStyle w:val="Compact"/>
+              <w:jc w:val="left"/>
             </w:pPr>
             <w:r>
               <w:rPr>
@@ -2540,6 +2873,7 @@
           <w:p>
             <w:pPr>
               <w:pStyle w:val="Compact"/>
+              <w:jc w:val="left"/>
             </w:pPr>
             <w:r>
               <w:rPr>
@@ -2557,6 +2891,7 @@
           <w:p>
             <w:pPr>
               <w:pStyle w:val="Compact"/>
+              <w:jc w:val="left"/>
             </w:pPr>
             <w:r>
               <w:rPr>
@@ -2572,6 +2907,7 @@
           <w:p>
             <w:pPr>
               <w:pStyle w:val="Compact"/>
+              <w:jc w:val="left"/>
             </w:pPr>
             <w:r>
               <w:rPr>
@@ -2589,6 +2925,7 @@
           <w:p>
             <w:pPr>
               <w:pStyle w:val="Compact"/>
+              <w:jc w:val="left"/>
             </w:pPr>
             <w:r>
               <w:rPr>
@@ -2604,6 +2941,7 @@
           <w:p>
             <w:pPr>
               <w:pStyle w:val="Compact"/>
+              <w:jc w:val="left"/>
             </w:pPr>
             <w:r>
               <w:rPr>
@@ -2621,6 +2959,7 @@
           <w:p>
             <w:pPr>
               <w:pStyle w:val="Compact"/>
+              <w:jc w:val="left"/>
             </w:pPr>
             <w:r>
               <w:rPr>
@@ -2636,6 +2975,7 @@
           <w:p>
             <w:pPr>
               <w:pStyle w:val="Compact"/>
+              <w:jc w:val="left"/>
             </w:pPr>
             <w:r>
               <w:rPr>
@@ -2670,9 +3010,9 @@
         </w:tc>
       </w:tr>
     </w:tbl>
-    <w:bookmarkEnd w:id="23"/>
-    <w:bookmarkEnd w:id="24"/>
-    <w:bookmarkStart w:id="25" w:name="referencias-de-este-documento"/>
+    <w:bookmarkEnd w:id="34"/>
+    <w:bookmarkEnd w:id="35"/>
+    <w:bookmarkStart w:id="36" w:name="referencias-de-este-documento"/>
     <w:p>
       <w:pPr>
         <w:pStyle w:val="Heading2"/>
@@ -2683,11 +3023,11 @@
     </w:p>
     <w:p>
       <w:pPr>
-        <w:pStyle w:val="Compact"/>
         <w:numPr>
           <w:ilvl w:val="0"/>
           <w:numId w:val="1009"/>
         </w:numPr>
+        <w:pStyle w:val="Compact"/>
       </w:pPr>
       <w:r>
         <w:t xml:space="preserve">Brüggemann, R., Jentsch, C., y Trenkler, C. (2016). Inference in VARs with conditional heteroskedasticity of unknown form.</w:t>
@@ -2697,8 +3037,8 @@
       </w:r>
       <w:r>
         <w:rPr>
+          <w:iCs/>
           <w:i/>
-          <w:iCs/>
         </w:rPr>
         <w:t xml:space="preserve">Journal of Econometrics</w:t>
       </w:r>
@@ -2710,8 +3050,8 @@
       </w:r>
       <w:r>
         <w:rPr>
+          <w:iCs/>
           <w:i/>
-          <w:iCs/>
         </w:rPr>
         <w:t xml:space="preserve">191</w:t>
       </w:r>
@@ -2721,11 +3061,11 @@
     </w:p>
     <w:p>
       <w:pPr>
-        <w:pStyle w:val="Compact"/>
         <w:numPr>
           <w:ilvl w:val="0"/>
           <w:numId w:val="1009"/>
         </w:numPr>
+        <w:pStyle w:val="Compact"/>
       </w:pPr>
       <w:r>
         <w:t xml:space="preserve">Fondo Monetario Internacional [FMI]. (2021).</w:t>
@@ -2735,8 +3075,8 @@
       </w:r>
       <w:r>
         <w:rPr>
+          <w:iCs/>
           <w:i/>
-          <w:iCs/>
         </w:rPr>
         <w:t xml:space="preserve">Review of the debt sustainability framework for market access countries</w:t>
       </w:r>
@@ -2749,11 +3089,11 @@
     </w:p>
     <w:p>
       <w:pPr>
-        <w:pStyle w:val="Compact"/>
         <w:numPr>
           <w:ilvl w:val="0"/>
           <w:numId w:val="1009"/>
         </w:numPr>
+        <w:pStyle w:val="Compact"/>
       </w:pPr>
       <w:r>
         <w:t xml:space="preserve">Fondo Monetario Internacional [FMI]. (2026).</w:t>
@@ -2763,8 +3103,8 @@
       </w:r>
       <w:r>
         <w:rPr>
+          <w:iCs/>
           <w:i/>
-          <w:iCs/>
         </w:rPr>
         <w:t xml:space="preserve">Argentina: 2026 Article IV consultation, second review under the extended arrangement under the Extended Fund Facility</w:t>
       </w:r>
@@ -2777,11 +3117,11 @@
     </w:p>
     <w:p>
       <w:pPr>
-        <w:pStyle w:val="Compact"/>
         <w:numPr>
           <w:ilvl w:val="0"/>
           <w:numId w:val="1009"/>
         </w:numPr>
+        <w:pStyle w:val="Compact"/>
       </w:pPr>
       <w:r>
         <w:t xml:space="preserve">Hall, P. (1992).</w:t>
@@ -2791,8 +3131,8 @@
       </w:r>
       <w:r>
         <w:rPr>
+          <w:iCs/>
           <w:i/>
-          <w:iCs/>
         </w:rPr>
         <w:t xml:space="preserve">The bootstrap and Edgeworth expansion</w:t>
       </w:r>
@@ -2802,11 +3142,11 @@
     </w:p>
     <w:p>
       <w:pPr>
-        <w:pStyle w:val="Compact"/>
         <w:numPr>
           <w:ilvl w:val="0"/>
           <w:numId w:val="1009"/>
         </w:numPr>
+        <w:pStyle w:val="Compact"/>
       </w:pPr>
       <w:r>
         <w:t xml:space="preserve">Ivanov, V., y Kilian, L. (2005). A practitioner’s guide to lag order selection for VAR impulse response analysis.</w:t>
@@ -2816,8 +3156,8 @@
       </w:r>
       <w:r>
         <w:rPr>
+          <w:iCs/>
           <w:i/>
-          <w:iCs/>
         </w:rPr>
         <w:t xml:space="preserve">Studies in Nonlinear Dynamics and Econometrics</w:t>
       </w:r>
@@ -2829,8 +3169,8 @@
       </w:r>
       <w:r>
         <w:rPr>
+          <w:iCs/>
           <w:i/>
-          <w:iCs/>
         </w:rPr>
         <w:t xml:space="preserve">9</w:t>
       </w:r>
@@ -2840,11 +3180,11 @@
     </w:p>
     <w:p>
       <w:pPr>
-        <w:pStyle w:val="Compact"/>
         <w:numPr>
           <w:ilvl w:val="0"/>
           <w:numId w:val="1009"/>
         </w:numPr>
+        <w:pStyle w:val="Compact"/>
       </w:pPr>
       <w:r>
         <w:t xml:space="preserve">Kilian, L. (1998). Small-sample confidence intervals for impulse response functions.</w:t>
@@ -2854,8 +3194,8 @@
       </w:r>
       <w:r>
         <w:rPr>
+          <w:iCs/>
           <w:i/>
-          <w:iCs/>
         </w:rPr>
         <w:t xml:space="preserve">Review of Economics and Statistics</w:t>
       </w:r>
@@ -2867,8 +3207,8 @@
       </w:r>
       <w:r>
         <w:rPr>
+          <w:iCs/>
           <w:i/>
-          <w:iCs/>
         </w:rPr>
         <w:t xml:space="preserve">80</w:t>
       </w:r>
@@ -2878,11 +3218,11 @@
     </w:p>
     <w:p>
       <w:pPr>
-        <w:pStyle w:val="Compact"/>
         <w:numPr>
           <w:ilvl w:val="0"/>
           <w:numId w:val="1009"/>
         </w:numPr>
+        <w:pStyle w:val="Compact"/>
       </w:pPr>
       <w:r>
         <w:t xml:space="preserve">Lütkepohl, H. (2005).</w:t>
@@ -2892,8 +3232,8 @@
       </w:r>
       <w:r>
         <w:rPr>
+          <w:iCs/>
           <w:i/>
-          <w:iCs/>
         </w:rPr>
         <w:t xml:space="preserve">New introduction to multiple time series analysis</w:t>
       </w:r>
@@ -2903,11 +3243,11 @@
     </w:p>
     <w:p>
       <w:pPr>
-        <w:pStyle w:val="Compact"/>
         <w:numPr>
           <w:ilvl w:val="0"/>
           <w:numId w:val="1009"/>
         </w:numPr>
+        <w:pStyle w:val="Compact"/>
       </w:pPr>
       <w:r>
         <w:t xml:space="preserve">Wu, J. C., y Xia, F. D. (2016). Measuring the macroeconomic impact of monetary policy at the zero lower bound.</w:t>
@@ -2917,8 +3257,8 @@
       </w:r>
       <w:r>
         <w:rPr>
+          <w:iCs/>
           <w:i/>
-          <w:iCs/>
         </w:rPr>
         <w:t xml:space="preserve">Journal of Money, Credit and Banking</w:t>
       </w:r>
@@ -2930,8 +3270,8 @@
       </w:r>
       <w:r>
         <w:rPr>
+          <w:iCs/>
           <w:i/>
-          <w:iCs/>
         </w:rPr>
         <w:t xml:space="preserve">48</w:t>
       </w:r>
@@ -2939,13 +3279,9 @@
         <w:t xml:space="preserve">(2-3), 253-291. https://doi.org/10.1111/jmcb.12300</w:t>
       </w:r>
     </w:p>
-    <w:bookmarkEnd w:id="25"/>
-    <w:bookmarkEnd w:id="26"/>
-    <w:sectPr>
-      <w:footnotePr>
-        <w:numRestart w:val="eachSect"/>
-      </w:footnotePr>
-    </w:sectPr>
+    <w:bookmarkEnd w:id="36"/>
+    <w:bookmarkEnd w:id="37"/>
+    <w:sectPr/>
   </w:body>
 </w:document>
 </file>
@@ -2976,14 +3312,14 @@
 <file path=word/numbering.xml><?xml version="1.0" encoding="utf-8"?>
 <w:numbering xmlns:w="http://schemas.openxmlformats.org/wordprocessingml/2006/main">
   <w:abstractNum w:abstractNumId="990">
-    <w:nsid w:val="0000A990"/>
+    <w:nsid w:val="A990"/>
     <w:multiLevelType w:val="multilevel"/>
     <w:lvl w:ilvl="0">
       <w:numFmt w:val="bullet"/>
       <w:lvlText w:val=" "/>
       <w:lvlJc w:val="left"/>
       <w:pPr>
-        <w:ind w:left="720" w:hanging="360"/>
+        <w:ind w:left="720" w:hanging="480"/>
       </w:pPr>
     </w:lvl>
     <w:lvl w:ilvl="1">
@@ -2991,7 +3327,7 @@
       <w:lvlText w:val=" "/>
       <w:lvlJc w:val="left"/>
       <w:pPr>
-        <w:ind w:left="1440" w:hanging="360"/>
+        <w:ind w:left="1440" w:hanging="480"/>
       </w:pPr>
     </w:lvl>
     <w:lvl w:ilvl="2">
@@ -2999,7 +3335,7 @@
       <w:lvlText w:val=" "/>
       <w:lvlJc w:val="left"/>
       <w:pPr>
-        <w:ind w:left="2160" w:hanging="360"/>
+        <w:ind w:left="2160" w:hanging="480"/>
       </w:pPr>
     </w:lvl>
     <w:lvl w:ilvl="3">
@@ -3007,7 +3343,7 @@
       <w:lvlText w:val=" "/>
       <w:lvlJc w:val="left"/>
       <w:pPr>
-        <w:ind w:left="2880" w:hanging="360"/>
+        <w:ind w:left="2880" w:hanging="480"/>
       </w:pPr>
     </w:lvl>
     <w:lvl w:ilvl="4">
@@ -3015,7 +3351,7 @@
       <w:lvlText w:val=" "/>
       <w:lvlJc w:val="left"/>
       <w:pPr>
-        <w:ind w:left="3600" w:hanging="360"/>
+        <w:ind w:left="3600" w:hanging="480"/>
       </w:pPr>
     </w:lvl>
     <w:lvl w:ilvl="5">
@@ -3023,7 +3359,7 @@
       <w:lvlText w:val=" "/>
       <w:lvlJc w:val="left"/>
       <w:pPr>
-        <w:ind w:left="4320" w:hanging="360"/>
+        <w:ind w:left="4320" w:hanging="480"/>
       </w:pPr>
     </w:lvl>
     <w:lvl w:ilvl="6">
@@ -3031,7 +3367,7 @@
       <w:lvlText w:val=" "/>
       <w:lvlJc w:val="left"/>
       <w:pPr>
-        <w:ind w:left="5040" w:hanging="360"/>
+        <w:ind w:left="5040" w:hanging="480"/>
       </w:pPr>
     </w:lvl>
     <w:lvl w:ilvl="7">
@@ -3039,7 +3375,7 @@
       <w:lvlText w:val=" "/>
       <w:lvlJc w:val="left"/>
       <w:pPr>
-        <w:ind w:left="5760" w:hanging="360"/>
+        <w:ind w:left="5760" w:hanging="480"/>
       </w:pPr>
     </w:lvl>
     <w:lvl w:ilvl="8">
@@ -3047,111 +3383,84 @@
       <w:lvlText w:val=" "/>
       <w:lvlJc w:val="left"/>
       <w:pPr>
-        <w:ind w:left="6480" w:hanging="360"/>
+        <w:ind w:left="6480" w:hanging="480"/>
       </w:pPr>
     </w:lvl>
   </w:abstractNum>
   <w:abstractNum w:abstractNumId="991">
-    <w:nsid w:val="0000A991"/>
+    <w:nsid w:val="A991"/>
     <w:multiLevelType w:val="multilevel"/>
     <w:lvl w:ilvl="0">
       <w:numFmt w:val="bullet"/>
-      <w:lvlText w:val=""/>
+      <w:lvlText w:val="•"/>
       <w:lvlJc w:val="left"/>
       <w:pPr>
-        <w:ind w:left="720" w:hanging="360"/>
-      </w:pPr>
-      <w:rPr>
-        <w:rFonts w:ascii="Symbol" w:hAnsi="Symbol" w:cs="Symbol" w:hint="default"/>
-      </w:rPr>
+        <w:ind w:left="720" w:hanging="480"/>
+      </w:pPr>
     </w:lvl>
     <w:lvl w:ilvl="1">
       <w:numFmt w:val="bullet"/>
-      <w:lvlText w:val="o"/>
+      <w:lvlText w:val="–"/>
       <w:lvlJc w:val="left"/>
       <w:pPr>
-        <w:ind w:left="1440" w:hanging="360"/>
-      </w:pPr>
-      <w:rPr>
-        <w:rFonts w:ascii="Courier New" w:hAnsi="Courier New" w:cs="Courier New" w:hint="default"/>
-      </w:rPr>
+        <w:ind w:left="1440" w:hanging="480"/>
+      </w:pPr>
     </w:lvl>
     <w:lvl w:ilvl="2">
       <w:numFmt w:val="bullet"/>
-      <w:lvlText w:val=""/>
+      <w:lvlText w:val="•"/>
       <w:lvlJc w:val="left"/>
       <w:pPr>
-        <w:ind w:left="2160" w:hanging="360"/>
-      </w:pPr>
-      <w:rPr>
-        <w:rFonts w:ascii="Wingdings" w:hAnsi="Wingdings" w:cs="Wingdings" w:hint="default"/>
-      </w:rPr>
+        <w:ind w:left="2160" w:hanging="480"/>
+      </w:pPr>
     </w:lvl>
     <w:lvl w:ilvl="3">
       <w:numFmt w:val="bullet"/>
-      <w:lvlText w:val=""/>
+      <w:lvlText w:val="–"/>
       <w:lvlJc w:val="left"/>
       <w:pPr>
-        <w:ind w:left="2880" w:hanging="360"/>
-      </w:pPr>
-      <w:rPr>
-        <w:rFonts w:ascii="Symbol" w:hAnsi="Symbol" w:cs="Symbol" w:hint="default"/>
-      </w:rPr>
+        <w:ind w:left="2880" w:hanging="480"/>
+      </w:pPr>
     </w:lvl>
     <w:lvl w:ilvl="4">
       <w:numFmt w:val="bullet"/>
-      <w:lvlText w:val="o"/>
+      <w:lvlText w:val="•"/>
       <w:lvlJc w:val="left"/>
       <w:pPr>
-        <w:ind w:left="3600" w:hanging="360"/>
-      </w:pPr>
-      <w:rPr>
-        <w:rFonts w:ascii="Courier New" w:hAnsi="Courier New" w:cs="Courier New" w:hint="default"/>
-      </w:rPr>
+        <w:ind w:left="3600" w:hanging="480"/>
+      </w:pPr>
     </w:lvl>
     <w:lvl w:ilvl="5">
       <w:numFmt w:val="bullet"/>
-      <w:lvlText w:val=""/>
+      <w:lvlText w:val="–"/>
       <w:lvlJc w:val="left"/>
       <w:pPr>
-        <w:ind w:left="4320" w:hanging="360"/>
-      </w:pPr>
-      <w:rPr>
-        <w:rFonts w:ascii="Wingdings" w:hAnsi="Wingdings" w:cs="Wingdings" w:hint="default"/>
-      </w:rPr>
+        <w:ind w:left="4320" w:hanging="480"/>
+      </w:pPr>
     </w:lvl>
     <w:lvl w:ilvl="6">
       <w:numFmt w:val="bullet"/>
-      <w:lvlText w:val=""/>
+      <w:lvlText w:val="•"/>
       <w:lvlJc w:val="left"/>
       <w:pPr>
-        <w:ind w:left="5040" w:hanging="360"/>
-      </w:pPr>
-      <w:rPr>
-        <w:rFonts w:ascii="Symbol" w:hAnsi="Symbol" w:cs="Symbol" w:hint="default"/>
-      </w:rPr>
+        <w:ind w:left="5040" w:hanging="480"/>
+      </w:pPr>
     </w:lvl>
     <w:lvl w:ilvl="7">
       <w:numFmt w:val="bullet"/>
-      <w:lvlText w:val="o"/>
+      <w:lvlText w:val="–"/>
       <w:lvlJc w:val="left"/>
       <w:pPr>
-        <w:ind w:left="5760" w:hanging="360"/>
-      </w:pPr>
-      <w:rPr>
-        <w:rFonts w:ascii="Courier New" w:hAnsi="Courier New" w:cs="Courier New" w:hint="default"/>
-      </w:rPr>
+        <w:ind w:left="5760" w:hanging="480"/>
+      </w:pPr>
     </w:lvl>
     <w:lvl w:ilvl="8">
       <w:numFmt w:val="bullet"/>
-      <w:lvlText w:val=""/>
+      <w:lvlText w:val="•"/>
       <w:lvlJc w:val="left"/>
       <w:pPr>
-        <w:ind w:left="6480" w:hanging="360"/>
-      </w:pPr>
-      <w:rPr>
-        <w:rFonts w:ascii="Wingdings" w:hAnsi="Wingdings" w:cs="Wingdings" w:hint="default"/>
-      </w:rPr>
+        <w:ind w:left="6480" w:hanging="480"/>
+      </w:pPr>
     </w:lvl>
   </w:abstractNum>
   <w:num w:numId="1000">
@@ -3192,10 +3501,10 @@
   <w:docDefaults>
     <w:rPrDefault>
       <w:rPr>
-        <w:rFonts w:asciiTheme="minorHAnsi" w:cstheme="minorBidi" w:eastAsiaTheme="minorEastAsia" w:hAnsiTheme="minorHAnsi"/>
+        <w:rFonts w:asciiTheme="minorHAnsi" w:cstheme="minorBidi" w:eastAsiaTheme="minorHAnsi" w:hAnsiTheme="minorHAnsi"/>
         <w:sz w:val="24"/>
         <w:szCs w:val="24"/>
-        <w:lang w:bidi="ar-SA" w:eastAsia="zh-CN" w:val="en-US"/>
+        <w:lang w:bidi="ar-SA" w:eastAsia="en-US" w:val="en-US"/>
       </w:rPr>
     </w:rPrDefault>
     <w:pPrDefault>
@@ -3218,11 +3527,11 @@
     <w:name w:val="Body Text"/>
     <w:basedOn w:val="Normal"/>
     <w:link w:val="BodyTextChar"/>
-    <w:qFormat/>
     <w:pPr>
       <w:spacing w:after="120" w:before="180"/>
       <w:jc w:val="both"/>
     </w:pPr>
+    <w:qFormat/>
     <w:rPr>
       <w:rFonts w:ascii="Calibri" w:cs="Calibri" w:eastAsia="Calibri" w:hAnsi="Calibri"/>
       <w:color w:val="000000"/>
@@ -3261,97 +3570,58 @@
     <w:name w:val="Title"/>
     <w:basedOn w:val="Normal"/>
     <w:next w:val="BodyText"/>
-    <w:link w:val="TitleChar"/>
-    <w:uiPriority w:val="10"/>
     <w:qFormat/>
-    <w:rsid w:val="00A10FD9"/>
     <w:pPr>
+      <w:keepNext/>
+      <w:keepLines/>
       <w:pageBreakBefore w:val="0"/>
-      <w:spacing w:after="80" w:line="240" w:lineRule="auto"/>
-      <w:contextualSpacing/>
+      <w:spacing w:after="240" w:before="480"/>
       <w:jc w:val="center"/>
     </w:pPr>
     <w:rPr>
       <w:rFonts w:ascii="Calibri" w:cs="Calibri" w:eastAsia="Calibri" w:hAnsi="Calibri"/>
       <w:b/>
+      <w:bCs/>
       <w:color w:val="000000"/>
       <w:sz w:val="36"/>
-      <w:szCs w:val="56"/>
-    </w:rPr>
-  </w:style>
-  <w:style w:customStyle="1" w:styleId="TitleChar" w:type="character">
-    <w:name w:val="Title Char"/>
-    <w:basedOn w:val="DefaultParagraphFont"/>
-    <w:link w:val="Title"/>
-    <w:uiPriority w:val="10"/>
-    <w:rsid w:val="00A10FD9"/>
-    <w:rPr>
-      <w:rFonts w:asciiTheme="majorHAnsi" w:cstheme="majorBidi" w:eastAsiaTheme="majorEastAsia" w:hAnsiTheme="majorHAnsi"/>
-      <w:sz w:val="56"/>
-      <w:szCs w:val="56"/>
+      <w:szCs w:val="36"/>
     </w:rPr>
   </w:style>
   <w:style w:styleId="Subtitle" w:type="paragraph">
     <w:name w:val="Subtitle"/>
-    <w:basedOn w:val="Title"/>
-    <w:next w:val="BodyText"/>
-    <w:link w:val="SubtitleChar"/>
-    <w:uiPriority w:val="11"/>
-    <w:qFormat/>
-    <w:rsid w:val="00A10FD9"/>
-    <w:pPr>
-      <w:numPr>
-        <w:ilvl w:val="1"/>
-      </w:numPr>
-    </w:pPr>
-    <w:rPr>
-      <w:rFonts w:cstheme="majorBidi" w:eastAsiaTheme="majorEastAsia"/>
-      <w:spacing w:val="15"/>
-      <w:sz w:val="28"/>
-      <w:szCs w:val="28"/>
-    </w:rPr>
-  </w:style>
-  <w:style w:customStyle="1" w:styleId="SubtitleChar" w:type="character">
-    <w:name w:val="Subtitle Char"/>
-    <w:basedOn w:val="DefaultParagraphFont"/>
-    <w:link w:val="Subtitle"/>
-    <w:uiPriority w:val="11"/>
-    <w:rsid w:val="00A10FD9"/>
-    <w:rPr>
-      <w:rFonts w:cstheme="majorBidi" w:eastAsiaTheme="majorEastAsia"/>
-      <w:color w:themeColor="text1" w:themeTint="A6" w:val="595959"/>
-      <w:spacing w:val="15"/>
-      <w:sz w:val="28"/>
-      <w:szCs w:val="28"/>
-    </w:rPr>
-  </w:style>
-  <w:style w:customStyle="1" w:styleId="Author" w:type="paragraph">
-    <w:name w:val="Author"/>
     <w:basedOn w:val="Title"/>
     <w:next w:val="BodyText"/>
     <w:qFormat/>
     <w:pPr>
       <w:keepNext/>
       <w:keepLines/>
+      <w:spacing w:after="240" w:before="240"/>
+      <w:jc w:val="center"/>
     </w:pPr>
     <w:rPr>
-      <w:sz w:val="24"/>
-      <w:szCs w:val="24"/>
-    </w:rPr>
-  </w:style>
-  <w:style w:styleId="Date" w:type="paragraph">
-    <w:name w:val="Date"/>
-    <w:basedOn w:val="Title"/>
+      <w:sz w:val="30"/>
+      <w:szCs w:val="30"/>
+    </w:rPr>
+  </w:style>
+  <w:style w:customStyle="1" w:styleId="Author" w:type="paragraph">
+    <w:name w:val="Author"/>
     <w:next w:val="BodyText"/>
     <w:qFormat/>
     <w:pPr>
       <w:keepNext/>
       <w:keepLines/>
+      <w:jc w:val="center"/>
     </w:pPr>
-    <w:rPr>
-      <w:sz w:val="24"/>
-      <w:szCs w:val="24"/>
-    </w:rPr>
+  </w:style>
+  <w:style w:styleId="Date" w:type="paragraph">
+    <w:name w:val="Date"/>
+    <w:next w:val="BodyText"/>
+    <w:qFormat/>
+    <w:pPr>
+      <w:keepNext/>
+      <w:keepLines/>
+      <w:jc w:val="center"/>
+    </w:pPr>
   </w:style>
   <w:style w:customStyle="1" w:styleId="AbstractTitle" w:type="paragraph">
     <w:name w:val="Abstract Title"/>
@@ -3361,13 +3631,15 @@
     <w:pPr>
       <w:keepNext/>
       <w:keepLines/>
+      <w:jc w:val="center"/>
       <w:spacing w:after="0" w:before="300"/>
-      <w:jc w:val="center"/>
     </w:pPr>
     <w:rPr>
-      <w:b/>
       <w:sz w:val="20"/>
       <w:szCs w:val="20"/>
+      <w:b/>
+      <w:color w:val="345A8A"/>
+      &gt;
     </w:rPr>
   </w:style>
   <w:style w:customStyle="1" w:styleId="Abstract" w:type="paragraph">
@@ -3394,330 +3666,196 @@
     <w:rPr/>
   </w:style>
   <w:style w:styleId="Heading1" w:type="paragraph">
-    <w:name w:val="heading 1"/>
+    <w:name w:val="Heading 1"/>
     <w:basedOn w:val="Normal"/>
     <w:next w:val="BodyText"/>
-    <w:link w:val="Heading1Char"/>
     <w:uiPriority w:val="9"/>
     <w:qFormat/>
-    <w:rsid w:val="00A10FD9"/>
     <w:pPr>
       <w:keepNext/>
       <w:keepLines/>
       <w:pageBreakBefore w:val="0"/>
-      <w:spacing w:after="80" w:before="360"/>
+      <w:spacing w:after="0" w:before="480"/>
       <w:outlineLvl w:val="0"/>
     </w:pPr>
     <w:rPr>
       <w:rFonts w:ascii="Calibri" w:cs="Calibri" w:eastAsia="Calibri" w:hAnsi="Calibri"/>
       <w:b/>
+      <w:bCs/>
       <w:color w:val="000000"/>
       <w:sz w:val="32"/>
-      <w:szCs w:val="40"/>
+      <w:szCs w:val="32"/>
     </w:rPr>
   </w:style>
   <w:style w:styleId="Heading2" w:type="paragraph">
-    <w:name w:val="heading 2"/>
+    <w:name w:val="Heading 2"/>
     <w:basedOn w:val="Normal"/>
     <w:next w:val="BodyText"/>
-    <w:link w:val="Heading2Char"/>
     <w:uiPriority w:val="9"/>
-    <w:semiHidden/>
     <w:unhideWhenUsed/>
     <w:qFormat/>
-    <w:rsid w:val="00A10FD9"/>
     <w:pPr>
       <w:keepNext/>
       <w:keepLines/>
       <w:pageBreakBefore w:val="0"/>
-      <w:spacing w:after="80" w:before="160"/>
+      <w:spacing w:after="0" w:before="200"/>
       <w:outlineLvl w:val="1"/>
     </w:pPr>
     <w:rPr>
       <w:rFonts w:ascii="Calibri" w:cs="Calibri" w:eastAsia="Calibri" w:hAnsi="Calibri"/>
       <w:b/>
+      <w:bCs/>
       <w:color w:val="000000"/>
       <w:sz w:val="26"/>
-      <w:szCs w:val="32"/>
+      <w:szCs w:val="28"/>
     </w:rPr>
   </w:style>
   <w:style w:styleId="Heading3" w:type="paragraph">
-    <w:name w:val="heading 3"/>
+    <w:name w:val="Heading 3"/>
     <w:basedOn w:val="Normal"/>
     <w:next w:val="BodyText"/>
-    <w:link w:val="Heading3Char"/>
     <w:uiPriority w:val="9"/>
-    <w:semiHidden/>
     <w:unhideWhenUsed/>
     <w:qFormat/>
-    <w:rsid w:val="00A10FD9"/>
     <w:pPr>
       <w:keepNext/>
       <w:keepLines/>
       <w:pageBreakBefore w:val="0"/>
-      <w:spacing w:after="80" w:before="160"/>
+      <w:spacing w:after="0" w:before="200"/>
       <w:outlineLvl w:val="2"/>
     </w:pPr>
     <w:rPr>
       <w:rFonts w:ascii="Calibri" w:cs="Calibri" w:eastAsia="Calibri" w:hAnsi="Calibri"/>
       <w:b/>
+      <w:bCs/>
       <w:color w:val="000000"/>
       <w:sz w:val="24"/>
-      <w:szCs w:val="28"/>
+      <w:szCs w:val="24"/>
     </w:rPr>
   </w:style>
   <w:style w:styleId="Heading4" w:type="paragraph">
-    <w:name w:val="heading 4"/>
+    <w:name w:val="Heading 4"/>
     <w:basedOn w:val="Normal"/>
     <w:next w:val="BodyText"/>
-    <w:link w:val="Heading4Char"/>
     <w:uiPriority w:val="9"/>
-    <w:semiHidden/>
     <w:unhideWhenUsed/>
     <w:qFormat/>
-    <w:rsid w:val="00A10FD9"/>
     <w:pPr>
       <w:keepNext/>
       <w:keepLines/>
       <w:pageBreakBefore w:val="0"/>
-      <w:spacing w:after="40" w:before="80"/>
+      <w:spacing w:after="0" w:before="200"/>
       <w:outlineLvl w:val="3"/>
     </w:pPr>
     <w:rPr>
       <w:rFonts w:ascii="Calibri" w:cs="Calibri" w:eastAsia="Calibri" w:hAnsi="Calibri"/>
+      <w:i/>
       <w:b/>
-      <w:i/>
-      <w:iCs/>
+      <w:bCs/>
       <w:color w:val="000000"/>
       <w:sz w:val="22"/>
+      <w:szCs w:val="24"/>
     </w:rPr>
   </w:style>
   <w:style w:styleId="Heading5" w:type="paragraph">
-    <w:name w:val="heading 5"/>
+    <w:name w:val="Heading 5"/>
     <w:basedOn w:val="Normal"/>
     <w:next w:val="BodyText"/>
-    <w:link w:val="Heading5Char"/>
     <w:uiPriority w:val="9"/>
-    <w:semiHidden/>
     <w:unhideWhenUsed/>
     <w:qFormat/>
-    <w:rsid w:val="00A10FD9"/>
     <w:pPr>
       <w:keepNext/>
       <w:keepLines/>
-      <w:spacing w:after="40" w:before="80"/>
+      <w:spacing w:after="0" w:before="200"/>
       <w:outlineLvl w:val="4"/>
     </w:pPr>
     <w:rPr>
-      <w:rFonts w:cstheme="majorBidi" w:eastAsiaTheme="majorEastAsia"/>
-      <w:color w:themeColor="accent1" w:themeShade="BF" w:val="0F4761"/>
+      <w:rFonts w:asciiTheme="majorHAnsi" w:cstheme="majorBidi" w:eastAsiaTheme="majorEastAsia" w:hAnsiTheme="majorHAnsi"/>
+      <w:iCs/>
+      <w:color w:themeColor="accent1" w:val="4F81BD"/>
+      <w:sz w:val="24"/>
+      <w:szCs w:val="24"/>
     </w:rPr>
   </w:style>
   <w:style w:styleId="Heading6" w:type="paragraph">
-    <w:name w:val="heading 6"/>
+    <w:name w:val="Heading 6"/>
     <w:basedOn w:val="Normal"/>
     <w:next w:val="BodyText"/>
-    <w:link w:val="Heading6Char"/>
     <w:uiPriority w:val="9"/>
-    <w:semiHidden/>
     <w:unhideWhenUsed/>
     <w:qFormat/>
-    <w:rsid w:val="00A10FD9"/>
     <w:pPr>
       <w:keepNext/>
       <w:keepLines/>
-      <w:spacing w:after="0" w:before="40"/>
+      <w:spacing w:after="0" w:before="200"/>
       <w:outlineLvl w:val="5"/>
     </w:pPr>
     <w:rPr>
-      <w:rFonts w:cstheme="majorBidi" w:eastAsiaTheme="majorEastAsia"/>
-      <w:i/>
-      <w:iCs/>
-      <w:color w:themeColor="text1" w:themeTint="A6" w:val="595959"/>
+      <w:rFonts w:asciiTheme="majorHAnsi" w:cstheme="majorBidi" w:eastAsiaTheme="majorEastAsia" w:hAnsiTheme="majorHAnsi"/>
+      <w:color w:themeColor="accent1" w:val="4F81BD"/>
+      <w:sz w:val="24"/>
+      <w:szCs w:val="24"/>
     </w:rPr>
   </w:style>
   <w:style w:styleId="Heading7" w:type="paragraph">
-    <w:name w:val="heading 7"/>
+    <w:name w:val="Heading 7"/>
     <w:basedOn w:val="Normal"/>
     <w:next w:val="BodyText"/>
-    <w:link w:val="Heading7Char"/>
     <w:uiPriority w:val="9"/>
-    <w:semiHidden/>
     <w:unhideWhenUsed/>
     <w:qFormat/>
-    <w:rsid w:val="00A10FD9"/>
     <w:pPr>
       <w:keepNext/>
       <w:keepLines/>
-      <w:spacing w:after="0" w:before="40"/>
+      <w:spacing w:after="0" w:before="200"/>
       <w:outlineLvl w:val="6"/>
     </w:pPr>
     <w:rPr>
-      <w:rFonts w:cstheme="majorBidi" w:eastAsiaTheme="majorEastAsia"/>
-      <w:color w:themeColor="text1" w:themeTint="A6" w:val="595959"/>
+      <w:rFonts w:asciiTheme="majorHAnsi" w:cstheme="majorBidi" w:eastAsiaTheme="majorEastAsia" w:hAnsiTheme="majorHAnsi"/>
+      <w:color w:themeColor="accent1" w:val="4F81BD"/>
+      <w:sz w:val="24"/>
+      <w:szCs w:val="24"/>
     </w:rPr>
   </w:style>
   <w:style w:styleId="Heading8" w:type="paragraph">
-    <w:name w:val="heading 8"/>
+    <w:name w:val="Heading 8"/>
     <w:basedOn w:val="Normal"/>
     <w:next w:val="BodyText"/>
-    <w:link w:val="Heading8Char"/>
     <w:uiPriority w:val="9"/>
-    <w:semiHidden/>
     <w:unhideWhenUsed/>
     <w:qFormat/>
-    <w:rsid w:val="00A10FD9"/>
     <w:pPr>
       <w:keepNext/>
       <w:keepLines/>
-      <w:spacing w:after="0"/>
+      <w:spacing w:after="0" w:before="200"/>
       <w:outlineLvl w:val="7"/>
     </w:pPr>
     <w:rPr>
-      <w:rFonts w:cstheme="majorBidi" w:eastAsiaTheme="majorEastAsia"/>
-      <w:i/>
-      <w:iCs/>
-      <w:color w:themeColor="text1" w:themeTint="D8" w:val="272727"/>
+      <w:rFonts w:asciiTheme="majorHAnsi" w:cstheme="majorBidi" w:eastAsiaTheme="majorEastAsia" w:hAnsiTheme="majorHAnsi"/>
+      <w:color w:themeColor="accent1" w:val="4F81BD"/>
+      <w:sz w:val="24"/>
+      <w:szCs w:val="24"/>
     </w:rPr>
   </w:style>
   <w:style w:styleId="Heading9" w:type="paragraph">
-    <w:name w:val="heading 9"/>
+    <w:name w:val="Heading 9"/>
     <w:basedOn w:val="Normal"/>
     <w:next w:val="BodyText"/>
-    <w:link w:val="Heading9Char"/>
     <w:uiPriority w:val="9"/>
-    <w:semiHidden/>
     <w:unhideWhenUsed/>
     <w:qFormat/>
-    <w:rsid w:val="00A10FD9"/>
     <w:pPr>
       <w:keepNext/>
       <w:keepLines/>
-      <w:spacing w:after="0"/>
+      <w:spacing w:after="0" w:before="200"/>
       <w:outlineLvl w:val="8"/>
     </w:pPr>
     <w:rPr>
-      <w:rFonts w:cstheme="majorBidi" w:eastAsiaTheme="majorEastAsia"/>
-      <w:color w:themeColor="text1" w:themeTint="D8" w:val="272727"/>
-    </w:rPr>
-  </w:style>
-  <w:style w:customStyle="1" w:styleId="Heading1Char" w:type="character">
-    <w:name w:val="Heading 1 Char"/>
-    <w:basedOn w:val="DefaultParagraphFont"/>
-    <w:link w:val="Heading1"/>
-    <w:uiPriority w:val="9"/>
-    <w:rsid w:val="00A10FD9"/>
-    <w:rPr>
       <w:rFonts w:asciiTheme="majorHAnsi" w:cstheme="majorBidi" w:eastAsiaTheme="majorEastAsia" w:hAnsiTheme="majorHAnsi"/>
-      <w:color w:themeColor="accent1" w:themeShade="BF" w:val="0F4761"/>
-      <w:sz w:val="40"/>
-      <w:szCs w:val="40"/>
-    </w:rPr>
-  </w:style>
-  <w:style w:customStyle="1" w:styleId="Heading2Char" w:type="character">
-    <w:name w:val="Heading 2 Char"/>
-    <w:basedOn w:val="DefaultParagraphFont"/>
-    <w:link w:val="Heading2"/>
-    <w:uiPriority w:val="9"/>
-    <w:semiHidden/>
-    <w:rsid w:val="00A10FD9"/>
-    <w:rPr>
-      <w:rFonts w:asciiTheme="majorHAnsi" w:cstheme="majorBidi" w:eastAsiaTheme="majorEastAsia" w:hAnsiTheme="majorHAnsi"/>
-      <w:color w:themeColor="accent1" w:themeShade="BF" w:val="0F4761"/>
-      <w:sz w:val="32"/>
-      <w:szCs w:val="32"/>
-    </w:rPr>
-  </w:style>
-  <w:style w:customStyle="1" w:styleId="Heading3Char" w:type="character">
-    <w:name w:val="Heading 3 Char"/>
-    <w:basedOn w:val="DefaultParagraphFont"/>
-    <w:link w:val="Heading3"/>
-    <w:uiPriority w:val="9"/>
-    <w:semiHidden/>
-    <w:rsid w:val="00A10FD9"/>
-    <w:rPr>
-      <w:rFonts w:cstheme="majorBidi" w:eastAsiaTheme="majorEastAsia"/>
-      <w:color w:themeColor="accent1" w:themeShade="BF" w:val="0F4761"/>
-      <w:sz w:val="28"/>
-      <w:szCs w:val="28"/>
-    </w:rPr>
-  </w:style>
-  <w:style w:customStyle="1" w:styleId="Heading4Char" w:type="character">
-    <w:name w:val="Heading 4 Char"/>
-    <w:basedOn w:val="DefaultParagraphFont"/>
-    <w:link w:val="Heading4"/>
-    <w:uiPriority w:val="9"/>
-    <w:semiHidden/>
-    <w:rsid w:val="00A10FD9"/>
-    <w:rPr>
-      <w:rFonts w:cstheme="majorBidi" w:eastAsiaTheme="majorEastAsia"/>
-      <w:i/>
-      <w:iCs/>
-      <w:color w:themeColor="accent1" w:themeShade="BF" w:val="0F4761"/>
-    </w:rPr>
-  </w:style>
-  <w:style w:customStyle="1" w:styleId="Heading5Char" w:type="character">
-    <w:name w:val="Heading 5 Char"/>
-    <w:basedOn w:val="DefaultParagraphFont"/>
-    <w:link w:val="Heading5"/>
-    <w:uiPriority w:val="9"/>
-    <w:semiHidden/>
-    <w:rsid w:val="00A10FD9"/>
-    <w:rPr>
-      <w:rFonts w:cstheme="majorBidi" w:eastAsiaTheme="majorEastAsia"/>
-      <w:color w:themeColor="accent1" w:themeShade="BF" w:val="0F4761"/>
-    </w:rPr>
-  </w:style>
-  <w:style w:customStyle="1" w:styleId="Heading6Char" w:type="character">
-    <w:name w:val="Heading 6 Char"/>
-    <w:basedOn w:val="DefaultParagraphFont"/>
-    <w:link w:val="Heading6"/>
-    <w:uiPriority w:val="9"/>
-    <w:semiHidden/>
-    <w:rsid w:val="00A10FD9"/>
-    <w:rPr>
-      <w:rFonts w:cstheme="majorBidi" w:eastAsiaTheme="majorEastAsia"/>
-      <w:i/>
-      <w:iCs/>
-      <w:color w:themeColor="text1" w:themeTint="A6" w:val="595959"/>
-    </w:rPr>
-  </w:style>
-  <w:style w:customStyle="1" w:styleId="Heading7Char" w:type="character">
-    <w:name w:val="Heading 7 Char"/>
-    <w:basedOn w:val="DefaultParagraphFont"/>
-    <w:link w:val="Heading7"/>
-    <w:uiPriority w:val="9"/>
-    <w:semiHidden/>
-    <w:rsid w:val="00A10FD9"/>
-    <w:rPr>
-      <w:rFonts w:cstheme="majorBidi" w:eastAsiaTheme="majorEastAsia"/>
-      <w:color w:themeColor="text1" w:themeTint="A6" w:val="595959"/>
-    </w:rPr>
-  </w:style>
-  <w:style w:customStyle="1" w:styleId="Heading8Char" w:type="character">
-    <w:name w:val="Heading 8 Char"/>
-    <w:basedOn w:val="DefaultParagraphFont"/>
-    <w:link w:val="Heading8"/>
-    <w:uiPriority w:val="9"/>
-    <w:semiHidden/>
-    <w:rsid w:val="00A10FD9"/>
-    <w:rPr>
-      <w:rFonts w:cstheme="majorBidi" w:eastAsiaTheme="majorEastAsia"/>
-      <w:i/>
-      <w:iCs/>
-      <w:color w:themeColor="text1" w:themeTint="D8" w:val="272727"/>
-    </w:rPr>
-  </w:style>
-  <w:style w:customStyle="1" w:styleId="Heading9Char" w:type="character">
-    <w:name w:val="Heading 9 Char"/>
-    <w:basedOn w:val="DefaultParagraphFont"/>
-    <w:link w:val="Heading9"/>
-    <w:uiPriority w:val="9"/>
-    <w:semiHidden/>
-    <w:rsid w:val="00A10FD9"/>
-    <w:rPr>
-      <w:rFonts w:cstheme="majorBidi" w:eastAsiaTheme="majorEastAsia"/>
-      <w:color w:themeColor="text1" w:themeTint="D8" w:val="272727"/>
+      <w:color w:themeColor="accent1" w:val="4F81BD"/>
+      <w:sz w:val="24"/>
+      <w:szCs w:val="24"/>
     </w:rPr>
   </w:style>
   <w:style w:styleId="BlockText" w:type="paragraph">
@@ -3750,18 +3888,6 @@
       <w:sz w:val="20"/>
     </w:rPr>
   </w:style>
-  <w:style w:styleId="FootnoteBlockText" w:type="paragraph">
-    <w:name w:val="Footnote Block Text"/>
-    <w:basedOn w:val="FootnoteText"/>
-    <w:next w:val="FootnoteText"/>
-    <w:uiPriority w:val="9"/>
-    <w:unhideWhenUsed/>
-    <w:qFormat/>
-    <w:pPr>
-      <w:spacing w:after="100" w:before="100"/>
-      <w:ind w:firstLine="0" w:left="480" w:right="480"/>
-    </w:pPr>
-  </w:style>
   <w:style w:default="1" w:styleId="DefaultParagraphFont" w:type="character">
     <w:name w:val="Default Paragraph Font"/>
     <w:semiHidden/>
@@ -3788,11 +3914,18 @@
       </w:tblCellMar>
     </w:tblPr>
     <w:tblStylePr w:type="firstRow">
+      <w:tblPr>
+        <w:jc w:val="left"/>
+        <w:tblInd w:type="dxa" w:w="0"/>
+      </w:tblPr>
+      <w:trPr>
+        <w:jc w:val="left"/>
+      </w:trPr>
       <w:tcPr>
+        <w:vAlign w:val="bottom"/>
         <w:tcBorders>
           <w:bottom w:val="single"/>
         </w:tcBorders>
-        <w:vAlign w:val="bottom"/>
       </w:tcPr>
     </w:tblStylePr>
   </w:style>
@@ -3909,8 +4042,8 @@
     <w:name w:val="KeywordTok"/>
     <w:basedOn w:val="VerbatimChar"/>
     <w:rPr>
+      <w:color w:val="007020"/>
       <w:b/>
-      <w:color w:val="007020"/>
     </w:rPr>
   </w:style>
   <w:style w:type="character" w:customStyle="1" w:styleId="DataTypeTok">
@@ -3987,42 +4120,42 @@
     <w:name w:val="ImportTok"/>
     <w:basedOn w:val="VerbatimChar"/>
     <w:rPr>
+      <w:color w:val="008000"/>
       <w:b/>
-      <w:color w:val="008000"/>
     </w:rPr>
   </w:style>
   <w:style w:type="character" w:customStyle="1" w:styleId="CommentTok">
     <w:name w:val="CommentTok"/>
     <w:basedOn w:val="VerbatimChar"/>
     <w:rPr>
+      <w:color w:val="60a0b0"/>
       <w:i/>
-      <w:color w:val="60a0b0"/>
     </w:rPr>
   </w:style>
   <w:style w:type="character" w:customStyle="1" w:styleId="DocumentationTok">
     <w:name w:val="DocumentationTok"/>
     <w:basedOn w:val="VerbatimChar"/>
     <w:rPr>
+      <w:color w:val="ba2121"/>
       <w:i/>
-      <w:color w:val="ba2121"/>
     </w:rPr>
   </w:style>
   <w:style w:type="character" w:customStyle="1" w:styleId="AnnotationTok">
     <w:name w:val="AnnotationTok"/>
     <w:basedOn w:val="VerbatimChar"/>
     <w:rPr>
+      <w:color w:val="60a0b0"/>
       <w:b/>
       <w:i/>
-      <w:color w:val="60a0b0"/>
     </w:rPr>
   </w:style>
   <w:style w:type="character" w:customStyle="1" w:styleId="CommentVarTok">
     <w:name w:val="CommentVarTok"/>
     <w:basedOn w:val="VerbatimChar"/>
     <w:rPr>
+      <w:color w:val="60a0b0"/>
       <w:b/>
       <w:i/>
-      <w:color w:val="60a0b0"/>
     </w:rPr>
   </w:style>
   <w:style w:type="character" w:customStyle="1" w:styleId="OtherTok">
@@ -4050,8 +4183,8 @@
     <w:name w:val="ControlFlowTok"/>
     <w:basedOn w:val="VerbatimChar"/>
     <w:rPr>
+      <w:color w:val="007020"/>
       <w:b/>
-      <w:color w:val="007020"/>
     </w:rPr>
   </w:style>
   <w:style w:type="character" w:customStyle="1" w:styleId="OperatorTok">
@@ -4096,34 +4229,34 @@
     <w:name w:val="InformationTok"/>
     <w:basedOn w:val="VerbatimChar"/>
     <w:rPr>
+      <w:color w:val="60a0b0"/>
       <w:b/>
       <w:i/>
-      <w:color w:val="60a0b0"/>
     </w:rPr>
   </w:style>
   <w:style w:type="character" w:customStyle="1" w:styleId="WarningTok">
     <w:name w:val="WarningTok"/>
     <w:basedOn w:val="VerbatimChar"/>
     <w:rPr>
+      <w:color w:val="60a0b0"/>
       <w:b/>
       <w:i/>
-      <w:color w:val="60a0b0"/>
     </w:rPr>
   </w:style>
   <w:style w:type="character" w:customStyle="1" w:styleId="AlertTok">
     <w:name w:val="AlertTok"/>
     <w:basedOn w:val="VerbatimChar"/>
     <w:rPr>
+      <w:color w:val="ff0000"/>
       <w:b/>
-      <w:color w:val="ff0000"/>
     </w:rPr>
   </w:style>
   <w:style w:type="character" w:customStyle="1" w:styleId="ErrorTok">
     <w:name w:val="ErrorTok"/>
     <w:basedOn w:val="VerbatimChar"/>
     <w:rPr>
+      <w:color w:val="ff0000"/>
       <w:b/>
-      <w:color w:val="ff0000"/>
     </w:rPr>
   </w:style>
   <w:style w:type="character" w:customStyle="1" w:styleId="NormalTok">
@@ -4145,44 +4278,44 @@
         <a:sysClr val="window" lastClr="FFFFFF"/>
       </a:lt1>
       <a:dk2>
-        <a:srgbClr val="0E2841"/>
+        <a:srgbClr val="1F497D"/>
       </a:dk2>
       <a:lt2>
-        <a:srgbClr val="E8E8E8"/>
+        <a:srgbClr val="EEECE1"/>
       </a:lt2>
       <a:accent1>
-        <a:srgbClr val="156082"/>
+        <a:srgbClr val="4F81BD"/>
       </a:accent1>
       <a:accent2>
-        <a:srgbClr val="E97132"/>
+        <a:srgbClr val="C0504D"/>
       </a:accent2>
       <a:accent3>
-        <a:srgbClr val="196B24"/>
+        <a:srgbClr val="9BBB59"/>
       </a:accent3>
       <a:accent4>
-        <a:srgbClr val="0F9ED5"/>
+        <a:srgbClr val="8064A2"/>
       </a:accent4>
       <a:accent5>
-        <a:srgbClr val="A02B93"/>
+        <a:srgbClr val="4BACC6"/>
       </a:accent5>
       <a:accent6>
-        <a:srgbClr val="4EA72E"/>
+        <a:srgbClr val="F79646"/>
       </a:accent6>
       <a:hlink>
-        <a:srgbClr val="467886"/>
+        <a:srgbClr val="0000FF"/>
       </a:hlink>
       <a:folHlink>
-        <a:srgbClr val="96607D"/>
+        <a:srgbClr val="800080"/>
       </a:folHlink>
     </a:clrScheme>
     <a:fontScheme name="Office">
       <a:majorFont>
-        <a:latin typeface="Aptos Display" panose="02110004020202020204"/>
+        <a:latin typeface="Calibri"/>
         <a:ea typeface=""/>
         <a:cs typeface=""/>
-        <a:font script="Jpan" typeface="游ゴシック Light"/>
+        <a:font script="Jpan" typeface="ＭＳ ゴシック"/>
         <a:font script="Hang" typeface="맑은 고딕"/>
-        <a:font script="Hans" typeface="等线 Light"/>
+        <a:font script="Hans" typeface="宋体"/>
         <a:font script="Hant" typeface="新細明體"/>
         <a:font script="Arab" typeface="Times New Roman"/>
         <a:font script="Hebr" typeface="Times New Roman"/>
@@ -4209,32 +4342,14 @@
         <a:font script="Mong" typeface="Mongolian Baiti"/>
         <a:font script="Viet" typeface="Times New Roman"/>
         <a:font script="Uigh" typeface="Microsoft Uighur"/>
-        <a:font script="Geor" typeface="Sylfaen"/>
-        <a:font script="Armn" typeface="Arial"/>
-        <a:font script="Bugi" typeface="Leelawadee UI"/>
-        <a:font script="Bopo" typeface="Microsoft JhengHei"/>
-        <a:font script="Java" typeface="Javanese Text"/>
-        <a:font script="Lisu" typeface="Segoe UI"/>
-        <a:font script="Mymr" typeface="Myanmar Text"/>
-        <a:font script="Nkoo" typeface="Ebrima"/>
-        <a:font script="Olck" typeface="Nirmala UI"/>
-        <a:font script="Osma" typeface="Ebrima"/>
-        <a:font script="Phag" typeface="Phagspa"/>
-        <a:font script="Syrn" typeface="Estrangelo Edessa"/>
-        <a:font script="Syrj" typeface="Estrangelo Edessa"/>
-        <a:font script="Syre" typeface="Estrangelo Edessa"/>
-        <a:font script="Sora" typeface="Nirmala UI"/>
-        <a:font script="Tale" typeface="Microsoft Tai Le"/>
-        <a:font script="Talu" typeface="Microsoft New Tai Lue"/>
-        <a:font script="Tfng" typeface="Ebrima"/>
       </a:majorFont>
       <a:minorFont>
-        <a:latin typeface="Aptos" panose="02110004020202020204"/>
+        <a:latin typeface="Cambria"/>
         <a:ea typeface=""/>
         <a:cs typeface=""/>
-        <a:font script="Jpan" typeface="游明朝"/>
+        <a:font script="Jpan" typeface="ＭＳ 明朝"/>
         <a:font script="Hang" typeface="맑은 고딕"/>
-        <a:font script="Hans" typeface="等线"/>
+        <a:font script="Hans" typeface="宋体"/>
         <a:font script="Hant" typeface="新細明體"/>
         <a:font script="Arab" typeface="Arial"/>
         <a:font script="Hebr" typeface="Arial"/>
@@ -4261,24 +4376,6 @@
         <a:font script="Mong" typeface="Mongolian Baiti"/>
         <a:font script="Viet" typeface="Arial"/>
         <a:font script="Uigh" typeface="Microsoft Uighur"/>
-        <a:font script="Geor" typeface="Sylfaen"/>
-        <a:font script="Armn" typeface="Arial"/>
-        <a:font script="Bugi" typeface="Leelawadee UI"/>
-        <a:font script="Bopo" typeface="Microsoft JhengHei"/>
-        <a:font script="Java" typeface="Javanese Text"/>
-        <a:font script="Lisu" typeface="Segoe UI"/>
-        <a:font script="Mymr" typeface="Myanmar Text"/>
-        <a:font script="Nkoo" typeface="Ebrima"/>
-        <a:font script="Olck" typeface="Nirmala UI"/>
-        <a:font script="Osma" typeface="Ebrima"/>
-        <a:font script="Phag" typeface="Phagspa"/>
-        <a:font script="Syrn" typeface="Estrangelo Edessa"/>
-        <a:font script="Syrj" typeface="Estrangelo Edessa"/>
-        <a:font script="Syre" typeface="Estrangelo Edessa"/>
-        <a:font script="Sora" typeface="Nirmala UI"/>
-        <a:font script="Tale" typeface="Microsoft Tai Le"/>
-        <a:font script="Talu" typeface="Microsoft New Tai Lue"/>
-        <a:font script="Tfng" typeface="Ebrima"/>
       </a:minorFont>
     </a:fontScheme>
     <a:fmtScheme name="Office">
@@ -4290,141 +4387,200 @@
           <a:gsLst>
             <a:gs pos="0">
               <a:schemeClr val="phClr">
-                <a:lumMod val="110000"/>
-                <a:satMod val="105000"/>
-                <a:tint val="67000"/>
+                <a:tint val="50000"/>
+                <a:satMod val="300000"/>
               </a:schemeClr>
             </a:gs>
-            <a:gs pos="50000">
+            <a:gs pos="35000">
               <a:schemeClr val="phClr">
-                <a:lumMod val="105000"/>
-                <a:satMod val="103000"/>
-                <a:tint val="73000"/>
+                <a:tint val="37000"/>
+                <a:satMod val="300000"/>
               </a:schemeClr>
             </a:gs>
             <a:gs pos="100000">
               <a:schemeClr val="phClr">
-                <a:lumMod val="105000"/>
-                <a:satMod val="109000"/>
-                <a:tint val="81000"/>
+                <a:tint val="15000"/>
+                <a:satMod val="350000"/>
               </a:schemeClr>
             </a:gs>
           </a:gsLst>
-          <a:lin ang="5400000" scaled="0"/>
+          <a:lin ang="16200000" scaled="1"/>
         </a:gradFill>
         <a:gradFill rotWithShape="1">
           <a:gsLst>
             <a:gs pos="0">
               <a:schemeClr val="phClr">
-                <a:satMod val="103000"/>
-                <a:lumMod val="102000"/>
-                <a:tint val="94000"/>
-              </a:schemeClr>
-            </a:gs>
-            <a:gs pos="50000">
-              <a:schemeClr val="phClr">
-                <a:satMod val="110000"/>
-                <a:lumMod val="100000"/>
+                <a:tint val="100000"/>
                 <a:shade val="100000"/>
+                <a:satMod val="130000"/>
               </a:schemeClr>
             </a:gs>
             <a:gs pos="100000">
               <a:schemeClr val="phClr">
-                <a:lumMod val="99000"/>
-                <a:satMod val="120000"/>
-                <a:shade val="78000"/>
+                <a:tint val="50000"/>
+                <a:shade val="100000"/>
+                <a:satMod val="350000"/>
               </a:schemeClr>
             </a:gs>
           </a:gsLst>
-          <a:lin ang="5400000" scaled="0"/>
+          <a:lin ang="16200000" scaled="0"/>
         </a:gradFill>
       </a:fillStyleLst>
       <a:lnStyleLst>
-        <a:ln w="6350" cap="flat" cmpd="sng" algn="ctr">
+        <a:ln w="9525" cap="flat" cmpd="sng" algn="ctr">
+          <a:solidFill>
+            <a:schemeClr val="phClr">
+              <a:shade val="95000"/>
+              <a:satMod val="105000"/>
+            </a:schemeClr>
+          </a:solidFill>
+          <a:prstDash val="solid"/>
+        </a:ln>
+        <a:ln w="25400" cap="flat" cmpd="sng" algn="ctr">
           <a:solidFill>
             <a:schemeClr val="phClr"/>
           </a:solidFill>
           <a:prstDash val="solid"/>
-          <a:miter lim="800000"/>
         </a:ln>
-        <a:ln w="12700" cap="flat" cmpd="sng" algn="ctr">
+        <a:ln w="38100" cap="flat" cmpd="sng" algn="ctr">
           <a:solidFill>
             <a:schemeClr val="phClr"/>
           </a:solidFill>
           <a:prstDash val="solid"/>
-          <a:miter lim="800000"/>
-        </a:ln>
-        <a:ln w="19050" cap="flat" cmpd="sng" algn="ctr">
-          <a:solidFill>
-            <a:schemeClr val="phClr"/>
-          </a:solidFill>
-          <a:prstDash val="solid"/>
-          <a:miter lim="800000"/>
         </a:ln>
       </a:lnStyleLst>
       <a:effectStyleLst>
         <a:effectStyle>
-          <a:effectLst/>
-        </a:effectStyle>
-        <a:effectStyle>
-          <a:effectLst/>
+          <a:effectLst>
+            <a:outerShdw blurRad="40000" dist="20000" dir="5400000" rotWithShape="0">
+              <a:srgbClr val="000000">
+                <a:alpha val="38000"/>
+              </a:srgbClr>
+            </a:outerShdw>
+          </a:effectLst>
         </a:effectStyle>
         <a:effectStyle>
           <a:effectLst>
-            <a:outerShdw blurRad="57150" dist="19050" dir="5400000" algn="ctr" rotWithShape="0">
+            <a:outerShdw blurRad="40000" dist="23000" dir="5400000" rotWithShape="0">
               <a:srgbClr val="000000">
-                <a:alpha val="63000"/>
+                <a:alpha val="35000"/>
               </a:srgbClr>
             </a:outerShdw>
           </a:effectLst>
+        </a:effectStyle>
+        <a:effectStyle>
+          <a:effectLst>
+            <a:outerShdw blurRad="40000" dist="23000" dir="5400000" rotWithShape="0">
+              <a:srgbClr val="000000">
+                <a:alpha val="35000"/>
+              </a:srgbClr>
+            </a:outerShdw>
+          </a:effectLst>
+          <a:scene3d>
+            <a:camera prst="orthographicFront">
+              <a:rot lat="0" lon="0" rev="0"/>
+            </a:camera>
+            <a:lightRig rig="threePt" dir="t">
+              <a:rot lat="0" lon="0" rev="1200000"/>
+            </a:lightRig>
+          </a:scene3d>
+          <a:sp3d>
+            <a:bevelT w="63500" h="25400"/>
+          </a:sp3d>
         </a:effectStyle>
       </a:effectStyleLst>
       <a:bgFillStyleLst>
         <a:solidFill>
           <a:schemeClr val="phClr"/>
         </a:solidFill>
-        <a:solidFill>
-          <a:schemeClr val="phClr">
-            <a:tint val="95000"/>
-            <a:satMod val="170000"/>
-          </a:schemeClr>
-        </a:solidFill>
         <a:gradFill rotWithShape="1">
           <a:gsLst>
             <a:gs pos="0">
               <a:schemeClr val="phClr">
-                <a:tint val="93000"/>
-                <a:satMod val="150000"/>
-                <a:shade val="98000"/>
-                <a:lumMod val="102000"/>
+                <a:tint val="40000"/>
+                <a:satMod val="350000"/>
               </a:schemeClr>
             </a:gs>
-            <a:gs pos="50000">
+            <a:gs pos="40000">
               <a:schemeClr val="phClr">
-                <a:tint val="98000"/>
-                <a:satMod val="130000"/>
-                <a:shade val="90000"/>
-                <a:lumMod val="103000"/>
+                <a:tint val="45000"/>
+                <a:shade val="99000"/>
+                <a:satMod val="350000"/>
               </a:schemeClr>
             </a:gs>
             <a:gs pos="100000">
               <a:schemeClr val="phClr">
-                <a:shade val="63000"/>
-                <a:satMod val="120000"/>
+                <a:shade val="20000"/>
+                <a:satMod val="255000"/>
               </a:schemeClr>
             </a:gs>
           </a:gsLst>
-          <a:lin ang="5400000" scaled="0"/>
+          <a:path path="circle">
+            <a:fillToRect l="50000" t="-80000" r="50000" b="180000"/>
+          </a:path>
+        </a:gradFill>
+        <a:gradFill rotWithShape="1">
+          <a:gsLst>
+            <a:gs pos="0">
+              <a:schemeClr val="phClr">
+                <a:tint val="80000"/>
+                <a:satMod val="300000"/>
+              </a:schemeClr>
+            </a:gs>
+            <a:gs pos="100000">
+              <a:schemeClr val="phClr">
+                <a:shade val="30000"/>
+                <a:satMod val="200000"/>
+              </a:schemeClr>
+            </a:gs>
+          </a:gsLst>
+          <a:path path="circle">
+            <a:fillToRect l="50000" t="50000" r="50000" b="50000"/>
+          </a:path>
         </a:gradFill>
       </a:bgFillStyleLst>
     </a:fmtScheme>
   </a:themeElements>
-  <a:objectDefaults/>
+  <a:objectDefaults>
+    <a:spDef>
+      <a:spPr/>
+      <a:bodyPr/>
+      <a:lstStyle/>
+      <a:style>
+        <a:lnRef idx="1">
+          <a:schemeClr val="accent1"/>
+        </a:lnRef>
+        <a:fillRef idx="3">
+          <a:schemeClr val="accent1"/>
+        </a:fillRef>
+        <a:effectRef idx="2">
+          <a:schemeClr val="accent1"/>
+        </a:effectRef>
+        <a:fontRef idx="minor">
+          <a:schemeClr val="lt1"/>
+        </a:fontRef>
+      </a:style>
+    </a:spDef>
+    <a:lnDef>
+      <a:spPr/>
+      <a:bodyPr/>
+      <a:lstStyle/>
+      <a:style>
+        <a:lnRef idx="2">
+          <a:schemeClr val="accent1"/>
+        </a:lnRef>
+        <a:fillRef idx="0">
+          <a:schemeClr val="accent1"/>
+        </a:fillRef>
+        <a:effectRef idx="1">
+          <a:schemeClr val="accent1"/>
+        </a:effectRef>
+        <a:fontRef idx="minor">
+          <a:schemeClr val="tx1"/>
+        </a:fontRef>
+      </a:style>
+    </a:lnDef>
+  </a:objectDefaults>
   <a:extraClrSchemeLst/>
-  <a:extLst>
-    <a:ext uri="{05A4C25C-085E-4340-85A3-A5531E510DB2}">
-      <thm15:themeFamily xmlns:thm15="http://schemas.microsoft.com/office/thememl/2012/main" name="Office Theme" id="{2E142A2C-CD16-42D6-873A-C26D2A0506FA}" vid="{1BDDFF52-6CD6-40A5-AB3C-68EB2F1E4D0A}"/>
-    </a:ext>
-  </a:extLst>
 </a:theme>
 </file>